--- a/modelos/modelo_pcmso_completo.docx
+++ b/modelos/modelo_pcmso_completo.docx
@@ -4,7 +4,7 @@
   <w:body>
     <w:p>
       <w:pPr>
-        <w:pStyle w:val="BodyText"/>
+        <w:pStyle w:val="Corpodetexto"/>
         <w:ind w:left="34"/>
         <w:rPr>
           <w:rFonts w:ascii="Arial Narrow" w:hAnsi="Arial Narrow"/>
@@ -91,7 +91,7 @@
           </mc:Choice>
           <mc:Fallback>
             <w:pict>
-              <v:group w14:anchorId="3BF22364" id="Group 1" o:spid="_x0000_s1026" style="width:537.1pt;height:239pt;mso-position-horizontal-relative:char;mso-position-vertical-relative:line" coordsize="68211,30353" o:gfxdata="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">
+              <v:group w14:anchorId="351C9276" id="Group 1" o:spid="_x0000_s1026" style="width:537.1pt;height:239pt;mso-position-horizontal-relative:char;mso-position-vertical-relative:line" coordsize="68211,30353" o:gfxdata="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">
                 <v:shapetype id="_x0000_t75" coordsize="21600,21600" o:spt="75" o:preferrelative="t" path="m@4@5l@4@11@9@11@9@5xe" filled="f" stroked="f">
                   <v:stroke joinstyle="miter"/>
                   <v:formulas>
@@ -126,7 +126,7 @@
     </w:p>
     <w:p>
       <w:pPr>
-        <w:pStyle w:val="Title"/>
+        <w:pStyle w:val="Ttulo"/>
         <w:spacing w:before="57"/>
         <w:jc w:val="center"/>
         <w:rPr>
@@ -144,7 +144,7 @@
     </w:p>
     <w:p>
       <w:pPr>
-        <w:pStyle w:val="Title"/>
+        <w:pStyle w:val="Ttulo"/>
         <w:spacing w:line="242" w:lineRule="auto"/>
         <w:jc w:val="center"/>
         <w:rPr>
@@ -260,7 +260,7 @@
     </w:p>
     <w:p>
       <w:pPr>
-        <w:pStyle w:val="BodyText"/>
+        <w:pStyle w:val="Corpodetexto"/>
         <w:spacing w:before="47"/>
         <w:ind w:left="0"/>
         <w:rPr>
@@ -454,7 +454,7 @@
           </mc:Choice>
           <mc:Fallback>
             <w:pict>
-              <v:group w14:anchorId="0E08C5C1" id="Group 4" o:spid="_x0000_s1026" style="position:absolute;margin-left:30pt;margin-top:15.7pt;width:537.1pt;height:1pt;z-index:-251662336;mso-wrap-distance-left:0;mso-wrap-distance-right:0;mso-position-horizontal-relative:page" coordsize="68211,127" o:gfxdata="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">
+              <v:group w14:anchorId="5FC20CD2" id="Group 4" o:spid="_x0000_s1026" style="position:absolute;margin-left:30pt;margin-top:15.7pt;width:537.1pt;height:1pt;z-index:-251662336;mso-wrap-distance-left:0;mso-wrap-distance-right:0;mso-position-horizontal-relative:page" coordsize="68211,127" o:gfxdata="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">
                 <v:shape id="Graphic 5" o:spid="_x0000_s1027" style="position:absolute;width:68211;height:63;visibility:visible;mso-wrap-style:square;v-text-anchor:top" coordsize="6821170,6350" o:gfxdata="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" path="m6820792,6350l,6350,,,6820792,r,6350xe" fillcolor="#999" stroked="f">
                   <v:path arrowok="t"/>
                 </v:shape>
@@ -551,7 +551,7 @@
           </mc:Choice>
           <mc:Fallback>
             <w:pict>
-              <v:shape w14:anchorId="35861BAF" id="Graphic 8" o:spid="_x0000_s1026" style="position:absolute;margin-left:28.5pt;margin-top:21.2pt;width:538.6pt;height:10pt;z-index:-251659264;visibility:visible;mso-wrap-style:square;mso-wrap-distance-left:0;mso-wrap-distance-top:0;mso-wrap-distance-right:0;mso-wrap-distance-bottom:0;mso-position-horizontal:absolute;mso-position-horizontal-relative:page;mso-position-vertical:absolute;mso-position-vertical-relative:text;v-text-anchor:top" coordsize="6840220,127000" o:gfxdata="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" path="m6839842,127000l,127000,,,6839842,r,127000xe" fillcolor="#12538f" stroked="f">
+              <v:shape w14:anchorId="19346602" id="Graphic 8" o:spid="_x0000_s1026" style="position:absolute;margin-left:28.5pt;margin-top:21.2pt;width:538.6pt;height:10pt;z-index:-251659264;visibility:visible;mso-wrap-style:square;mso-wrap-distance-left:0;mso-wrap-distance-top:0;mso-wrap-distance-right:0;mso-wrap-distance-bottom:0;mso-position-horizontal:absolute;mso-position-horizontal-relative:page;mso-position-vertical:absolute;mso-position-vertical-relative:text;v-text-anchor:top" coordsize="6840220,127000" o:gfxdata="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" path="m6839842,127000l,127000,,,6839842,r,127000xe" fillcolor="#12538f" stroked="f">
                 <v:path arrowok="t"/>
                 <w10:wrap type="topAndBottom" anchorx="page"/>
               </v:shape>
@@ -562,7 +562,7 @@
     </w:p>
     <w:p>
       <w:pPr>
-        <w:pStyle w:val="BodyText"/>
+        <w:pStyle w:val="Corpodetexto"/>
         <w:spacing w:before="5"/>
         <w:ind w:left="0"/>
         <w:rPr>
@@ -683,7 +683,7 @@
     </w:p>
     <w:p>
       <w:pPr>
-        <w:pStyle w:val="BodyText"/>
+        <w:pStyle w:val="Corpodetexto"/>
         <w:ind w:left="0"/>
         <w:rPr>
           <w:rFonts w:ascii="Arial Narrow" w:hAnsi="Arial Narrow"/>
@@ -693,7 +693,7 @@
     </w:p>
     <w:p>
       <w:pPr>
-        <w:pStyle w:val="BodyText"/>
+        <w:pStyle w:val="Corpodetexto"/>
         <w:ind w:left="0"/>
         <w:rPr>
           <w:rFonts w:ascii="Arial Narrow" w:hAnsi="Arial Narrow"/>
@@ -703,7 +703,7 @@
     </w:p>
     <w:p>
       <w:pPr>
-        <w:pStyle w:val="BodyText"/>
+        <w:pStyle w:val="Corpodetexto"/>
         <w:spacing w:before="44"/>
         <w:ind w:left="0"/>
         <w:rPr>
@@ -737,7 +737,7 @@
     </w:p>
     <w:p>
       <w:pPr>
-        <w:pStyle w:val="BodyText"/>
+        <w:pStyle w:val="Corpodetexto"/>
         <w:spacing w:before="52"/>
         <w:ind w:left="0"/>
         <w:rPr>
@@ -931,7 +931,7 @@
           </mc:Choice>
           <mc:Fallback>
             <w:pict>
-              <v:group w14:anchorId="18A7D815" id="Group 9" o:spid="_x0000_s1026" style="position:absolute;margin-left:33pt;margin-top:16pt;width:534.1pt;height:1pt;z-index:-251657728;mso-wrap-distance-left:0;mso-wrap-distance-right:0;mso-position-horizontal-relative:page" coordsize="67830,127" o:gfxdata="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">
+              <v:group w14:anchorId="73D2893F" id="Group 9" o:spid="_x0000_s1026" style="position:absolute;margin-left:33pt;margin-top:16pt;width:534.1pt;height:1pt;z-index:-251657728;mso-wrap-distance-left:0;mso-wrap-distance-right:0;mso-position-horizontal-relative:page" coordsize="67830,127" o:gfxdata="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">
                 <v:shape id="Graphic 10" o:spid="_x0000_s1027" style="position:absolute;width:67830;height:63;visibility:visible;mso-wrap-style:square;v-text-anchor:top" coordsize="6783070,6350" o:gfxdata="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" path="m6782692,6350l,6350,,,6782692,r,6350xe" fillcolor="#999" stroked="f">
                   <v:path arrowok="t"/>
                 </v:shape>
@@ -950,7 +950,7 @@
     </w:p>
     <w:p>
       <w:pPr>
-        <w:pStyle w:val="BodyText"/>
+        <w:pStyle w:val="Corpodetexto"/>
         <w:spacing w:before="73"/>
         <w:ind w:left="0"/>
         <w:rPr>
@@ -961,7 +961,7 @@
     </w:p>
     <w:p>
       <w:pPr>
-        <w:pStyle w:val="BodyText"/>
+        <w:pStyle w:val="Corpodetexto"/>
         <w:spacing w:before="73"/>
         <w:ind w:left="0"/>
         <w:rPr>
@@ -972,7 +972,7 @@
     </w:p>
     <w:p>
       <w:pPr>
-        <w:pStyle w:val="BodyText"/>
+        <w:pStyle w:val="Corpodetexto"/>
         <w:spacing w:before="73"/>
         <w:ind w:left="0"/>
         <w:rPr>
@@ -983,7 +983,7 @@
     </w:p>
     <w:p>
       <w:pPr>
-        <w:pStyle w:val="BodyText"/>
+        <w:pStyle w:val="Corpodetexto"/>
         <w:spacing w:before="73"/>
         <w:ind w:left="0"/>
         <w:rPr>
@@ -994,7 +994,7 @@
     </w:p>
     <w:p>
       <w:pPr>
-        <w:pStyle w:val="BodyText"/>
+        <w:pStyle w:val="Corpodetexto"/>
         <w:spacing w:before="73"/>
         <w:ind w:left="0"/>
         <w:rPr>
@@ -1113,7 +1113,7 @@
     </w:p>
     <w:p>
       <w:pPr>
-        <w:pStyle w:val="BodyText"/>
+        <w:pStyle w:val="Corpodetexto"/>
         <w:spacing w:before="54"/>
         <w:ind w:left="0"/>
         <w:rPr>
@@ -1125,7 +1125,7 @@
     </w:p>
     <w:p>
       <w:pPr>
-        <w:pStyle w:val="BodyText"/>
+        <w:pStyle w:val="Corpodetexto"/>
         <w:spacing w:before="54"/>
         <w:ind w:left="0"/>
         <w:rPr>
@@ -1137,7 +1137,7 @@
     </w:p>
     <w:p>
       <w:pPr>
-        <w:pStyle w:val="BodyText"/>
+        <w:pStyle w:val="Corpodetexto"/>
         <w:spacing w:before="54"/>
         <w:ind w:left="0"/>
         <w:rPr>
@@ -1149,7 +1149,7 @@
     </w:p>
     <w:p>
       <w:pPr>
-        <w:pStyle w:val="BodyText"/>
+        <w:pStyle w:val="Corpodetexto"/>
         <w:spacing w:before="54"/>
         <w:ind w:left="0"/>
         <w:rPr>
@@ -1161,7 +1161,7 @@
     </w:p>
     <w:p>
       <w:pPr>
-        <w:pStyle w:val="BodyText"/>
+        <w:pStyle w:val="Corpodetexto"/>
         <w:spacing w:before="54"/>
         <w:ind w:left="0"/>
         <w:rPr>
@@ -1173,7 +1173,7 @@
     </w:p>
     <w:p>
       <w:pPr>
-        <w:pStyle w:val="BodyText"/>
+        <w:pStyle w:val="Corpodetexto"/>
         <w:spacing w:before="54"/>
         <w:ind w:left="0"/>
         <w:rPr>
@@ -1185,7 +1185,7 @@
     </w:p>
     <w:p>
       <w:pPr>
-        <w:pStyle w:val="BodyText"/>
+        <w:pStyle w:val="Corpodetexto"/>
         <w:spacing w:before="54"/>
         <w:ind w:left="0"/>
         <w:rPr>
@@ -1197,7 +1197,7 @@
     </w:p>
     <w:p>
       <w:pPr>
-        <w:pStyle w:val="BodyText"/>
+        <w:pStyle w:val="Corpodetexto"/>
         <w:spacing w:before="54"/>
         <w:ind w:left="0"/>
         <w:rPr>
@@ -1209,7 +1209,7 @@
     </w:p>
     <w:p>
       <w:pPr>
-        <w:pStyle w:val="Heading1"/>
+        <w:pStyle w:val="Ttulo1"/>
         <w:rPr>
           <w:rFonts w:ascii="Arial Narrow" w:hAnsi="Arial Narrow"/>
           <w:spacing w:val="-2"/>
@@ -1730,7 +1730,7 @@
     </w:tbl>
     <w:p>
       <w:pPr>
-        <w:pStyle w:val="Heading1"/>
+        <w:pStyle w:val="Ttulo1"/>
         <w:spacing w:before="450"/>
         <w:jc w:val="left"/>
         <w:rPr>
@@ -1741,7 +1741,7 @@
     </w:p>
     <w:p>
       <w:pPr>
-        <w:pStyle w:val="Heading1"/>
+        <w:pStyle w:val="Ttulo1"/>
         <w:spacing w:before="450"/>
         <w:jc w:val="left"/>
         <w:rPr>
@@ -1752,7 +1752,7 @@
     </w:p>
     <w:p>
       <w:pPr>
-        <w:pStyle w:val="Heading1"/>
+        <w:pStyle w:val="Ttulo1"/>
         <w:spacing w:before="450"/>
         <w:jc w:val="left"/>
         <w:rPr>
@@ -1763,7 +1763,7 @@
     </w:p>
     <w:p>
       <w:pPr>
-        <w:pStyle w:val="Heading1"/>
+        <w:pStyle w:val="Ttulo1"/>
         <w:spacing w:before="450"/>
         <w:jc w:val="left"/>
         <w:rPr>
@@ -1774,7 +1774,7 @@
     </w:p>
     <w:p>
       <w:pPr>
-        <w:pStyle w:val="Heading1"/>
+        <w:pStyle w:val="Ttulo1"/>
         <w:spacing w:before="450"/>
         <w:jc w:val="left"/>
         <w:rPr>
@@ -1785,7 +1785,7 @@
     </w:p>
     <w:p>
       <w:pPr>
-        <w:pStyle w:val="Heading1"/>
+        <w:pStyle w:val="Ttulo1"/>
         <w:spacing w:before="450"/>
         <w:jc w:val="left"/>
         <w:rPr>
@@ -1796,7 +1796,7 @@
     </w:p>
     <w:p>
       <w:pPr>
-        <w:pStyle w:val="Heading1"/>
+        <w:pStyle w:val="Ttulo1"/>
         <w:spacing w:before="450"/>
         <w:jc w:val="left"/>
         <w:rPr>
@@ -1807,7 +1807,7 @@
     </w:p>
     <w:p>
       <w:pPr>
-        <w:pStyle w:val="Heading1"/>
+        <w:pStyle w:val="Ttulo1"/>
         <w:spacing w:before="450"/>
         <w:jc w:val="left"/>
         <w:rPr>
@@ -1818,7 +1818,7 @@
     </w:p>
     <w:p>
       <w:pPr>
-        <w:pStyle w:val="Heading1"/>
+        <w:pStyle w:val="Ttulo1"/>
         <w:spacing w:before="450"/>
         <w:jc w:val="left"/>
         <w:rPr>
@@ -1829,7 +1829,7 @@
     </w:p>
     <w:p>
       <w:pPr>
-        <w:pStyle w:val="Heading1"/>
+        <w:pStyle w:val="Ttulo1"/>
         <w:spacing w:before="450"/>
         <w:jc w:val="left"/>
         <w:rPr>
@@ -1840,7 +1840,7 @@
     </w:p>
     <w:p>
       <w:pPr>
-        <w:pStyle w:val="Heading1"/>
+        <w:pStyle w:val="Ttulo1"/>
         <w:spacing w:before="450"/>
         <w:jc w:val="left"/>
         <w:rPr>
@@ -1851,7 +1851,7 @@
     </w:p>
     <w:p>
       <w:pPr>
-        <w:pStyle w:val="Heading1"/>
+        <w:pStyle w:val="Ttulo1"/>
         <w:spacing w:before="450"/>
         <w:jc w:val="left"/>
         <w:rPr>
@@ -1862,7 +1862,7 @@
     </w:p>
     <w:p>
       <w:pPr>
-        <w:pStyle w:val="Heading1"/>
+        <w:pStyle w:val="Ttulo1"/>
         <w:spacing w:before="450"/>
         <w:jc w:val="left"/>
         <w:rPr>
@@ -1873,7 +1873,7 @@
     </w:p>
     <w:p>
       <w:pPr>
-        <w:pStyle w:val="Heading1"/>
+        <w:pStyle w:val="Ttulo1"/>
         <w:spacing w:before="450"/>
         <w:rPr>
           <w:rFonts w:ascii="Arial Narrow" w:hAnsi="Arial Narrow"/>
@@ -2071,7 +2071,7 @@
           </mc:Choice>
           <mc:Fallback>
             <w:pict>
-              <v:group w14:anchorId="5797682F" id="Group 32" o:spid="_x0000_s1026" style="position:absolute;margin-left:30.5pt;margin-top:14.55pt;width:535pt;height:1pt;z-index:251654656;mso-wrap-distance-left:0;mso-wrap-distance-right:0;mso-position-horizontal-relative:page" coordsize="67945,127" o:gfxdata="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">
+              <v:group w14:anchorId="65F32509" id="Group 32" o:spid="_x0000_s1026" style="position:absolute;margin-left:30.5pt;margin-top:14.55pt;width:535pt;height:1pt;z-index:251654656;mso-wrap-distance-left:0;mso-wrap-distance-right:0;mso-position-horizontal-relative:page" coordsize="67945,127" o:gfxdata="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">
                 <v:shape id="Graphic 33" o:spid="_x0000_s1027" style="position:absolute;width:67945;height:63;visibility:visible;mso-wrap-style:square;v-text-anchor:top" coordsize="6794500,6350" o:gfxdata="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" path="m6794500,6350l,6350,,,6794500,r,6350xe" fillcolor="#999" stroked="f">
                   <v:path arrowok="t"/>
                 </v:shape>
@@ -2279,7 +2279,7 @@
           </mc:Choice>
           <mc:Fallback>
             <w:pict>
-              <v:group w14:anchorId="4E22207B" id="Group 36" o:spid="_x0000_s1026" style="position:absolute;margin-left:30.5pt;margin-top:42.05pt;width:535pt;height:1pt;z-index:251656704;mso-wrap-distance-left:0;mso-wrap-distance-right:0;mso-position-horizontal-relative:page" coordsize="67945,127" o:gfxdata="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">
+              <v:group w14:anchorId="24E5FE00" id="Group 36" o:spid="_x0000_s1026" style="position:absolute;margin-left:30.5pt;margin-top:42.05pt;width:535pt;height:1pt;z-index:251656704;mso-wrap-distance-left:0;mso-wrap-distance-right:0;mso-position-horizontal-relative:page" coordsize="67945,127" o:gfxdata="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">
                 <v:shape id="Graphic 37" o:spid="_x0000_s1027" style="position:absolute;width:67945;height:63;visibility:visible;mso-wrap-style:square;v-text-anchor:top" coordsize="6794500,6350" o:gfxdata="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" path="m6794500,6350l,6350,,,6794500,r,6350xe" fillcolor="#999" stroked="f">
                   <v:path arrowok="t"/>
                 </v:shape>
@@ -2333,7 +2333,7 @@
     </w:p>
     <w:p>
       <w:pPr>
-        <w:pStyle w:val="Heading1"/>
+        <w:pStyle w:val="Ttulo1"/>
         <w:rPr>
           <w:rFonts w:ascii="Arial Narrow" w:hAnsi="Arial Narrow"/>
         </w:rPr>
@@ -2349,7 +2349,7 @@
     </w:p>
     <w:p>
       <w:pPr>
-        <w:pStyle w:val="BodyText"/>
+        <w:pStyle w:val="Corpodetexto"/>
         <w:spacing w:before="46"/>
         <w:rPr>
           <w:rFonts w:ascii="Arial Narrow" w:hAnsi="Arial Narrow"/>
@@ -2851,7 +2851,7 @@
           </mc:Choice>
           <mc:Fallback>
             <w:pict>
-              <v:group w14:anchorId="4625C3F0" id="Group 45" o:spid="_x0000_s1026" style="position:absolute;margin-left:30.5pt;margin-top:93.5pt;width:535pt;height:1pt;z-index:-251656704;mso-wrap-distance-left:0;mso-wrap-distance-right:0;mso-position-horizontal-relative:page" coordsize="67945,127" o:gfxdata="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">
+              <v:group w14:anchorId="5129B1F8" id="Group 45" o:spid="_x0000_s1026" style="position:absolute;margin-left:30.5pt;margin-top:93.5pt;width:535pt;height:1pt;z-index:-251656704;mso-wrap-distance-left:0;mso-wrap-distance-right:0;mso-position-horizontal-relative:page" coordsize="67945,127" o:gfxdata="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">
                 <v:shape id="Graphic 46" o:spid="_x0000_s1027" style="position:absolute;width:67945;height:63;visibility:visible;mso-wrap-style:square;v-text-anchor:top" coordsize="6794500,6350" o:gfxdata="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" path="m6794500,6350l,6350,,,6794500,r,6350xe" fillcolor="#999" stroked="f">
                   <v:path arrowok="t"/>
                 </v:shape>
@@ -2883,7 +2883,7 @@
     </w:p>
     <w:p>
       <w:pPr>
-        <w:pStyle w:val="Heading1"/>
+        <w:pStyle w:val="Ttulo1"/>
         <w:spacing w:before="70"/>
         <w:rPr>
           <w:rFonts w:ascii="Arial Narrow" w:hAnsi="Arial Narrow"/>
@@ -2900,7 +2900,7 @@
     </w:p>
     <w:p>
       <w:pPr>
-        <w:pStyle w:val="BodyText"/>
+        <w:pStyle w:val="Corpodetexto"/>
         <w:spacing w:before="175"/>
         <w:ind w:right="118"/>
         <w:jc w:val="both"/>
@@ -2930,7 +2930,7 @@
     </w:p>
     <w:p>
       <w:pPr>
-        <w:pStyle w:val="BodyText"/>
+        <w:pStyle w:val="Corpodetexto"/>
         <w:spacing w:before="183"/>
         <w:ind w:right="118"/>
         <w:jc w:val="both"/>
@@ -3337,7 +3337,7 @@
     </w:p>
     <w:p>
       <w:pPr>
-        <w:pStyle w:val="BodyText"/>
+        <w:pStyle w:val="Corpodetexto"/>
         <w:ind w:left="0"/>
         <w:rPr>
           <w:rFonts w:ascii="Arial Narrow" w:hAnsi="Arial Narrow"/>
@@ -3346,7 +3346,7 @@
     </w:p>
     <w:p>
       <w:pPr>
-        <w:pStyle w:val="BodyText"/>
+        <w:pStyle w:val="Corpodetexto"/>
         <w:spacing w:before="175"/>
         <w:ind w:left="0"/>
         <w:rPr>
@@ -3356,7 +3356,7 @@
     </w:p>
     <w:p>
       <w:pPr>
-        <w:pStyle w:val="Heading1"/>
+        <w:pStyle w:val="Ttulo1"/>
         <w:spacing w:before="1"/>
         <w:rPr>
           <w:rFonts w:ascii="Arial Narrow" w:hAnsi="Arial Narrow"/>
@@ -3372,7 +3372,7 @@
     </w:p>
     <w:p>
       <w:pPr>
-        <w:pStyle w:val="BodyText"/>
+        <w:pStyle w:val="Corpodetexto"/>
         <w:spacing w:before="205"/>
         <w:ind w:right="118"/>
         <w:jc w:val="both"/>
@@ -3389,7 +3389,7 @@
     </w:p>
     <w:p>
       <w:pPr>
-        <w:pStyle w:val="BodyText"/>
+        <w:pStyle w:val="Corpodetexto"/>
         <w:spacing w:before="183"/>
         <w:jc w:val="both"/>
         <w:rPr>
@@ -3445,7 +3445,7 @@
     </w:p>
     <w:p>
       <w:pPr>
-        <w:pStyle w:val="ListParagraph"/>
+        <w:pStyle w:val="PargrafodaLista"/>
         <w:numPr>
           <w:ilvl w:val="0"/>
           <w:numId w:val="3"/>
@@ -3621,7 +3621,7 @@
     </w:p>
     <w:p>
       <w:pPr>
-        <w:pStyle w:val="ListParagraph"/>
+        <w:pStyle w:val="PargrafodaLista"/>
         <w:numPr>
           <w:ilvl w:val="0"/>
           <w:numId w:val="3"/>
@@ -3751,7 +3751,7 @@
     </w:p>
     <w:p>
       <w:pPr>
-        <w:pStyle w:val="ListParagraph"/>
+        <w:pStyle w:val="PargrafodaLista"/>
         <w:numPr>
           <w:ilvl w:val="0"/>
           <w:numId w:val="3"/>
@@ -3956,7 +3956,7 @@
     </w:p>
     <w:p>
       <w:pPr>
-        <w:pStyle w:val="ListParagraph"/>
+        <w:pStyle w:val="PargrafodaLista"/>
         <w:numPr>
           <w:ilvl w:val="0"/>
           <w:numId w:val="3"/>
@@ -4191,7 +4191,7 @@
     </w:p>
     <w:p>
       <w:pPr>
-        <w:pStyle w:val="ListParagraph"/>
+        <w:pStyle w:val="PargrafodaLista"/>
         <w:numPr>
           <w:ilvl w:val="0"/>
           <w:numId w:val="3"/>
@@ -4456,7 +4456,7 @@
     </w:p>
     <w:p>
       <w:pPr>
-        <w:pStyle w:val="ListParagraph"/>
+        <w:pStyle w:val="PargrafodaLista"/>
         <w:numPr>
           <w:ilvl w:val="0"/>
           <w:numId w:val="3"/>
@@ -4654,7 +4654,7 @@
     </w:p>
     <w:p>
       <w:pPr>
-        <w:pStyle w:val="ListParagraph"/>
+        <w:pStyle w:val="PargrafodaLista"/>
         <w:numPr>
           <w:ilvl w:val="0"/>
           <w:numId w:val="3"/>
@@ -4897,7 +4897,7 @@
     </w:p>
     <w:p>
       <w:pPr>
-        <w:pStyle w:val="ListParagraph"/>
+        <w:pStyle w:val="PargrafodaLista"/>
         <w:numPr>
           <w:ilvl w:val="0"/>
           <w:numId w:val="3"/>
@@ -5028,7 +5028,7 @@
     </w:p>
     <w:p>
       <w:pPr>
-        <w:pStyle w:val="ListParagraph"/>
+        <w:pStyle w:val="PargrafodaLista"/>
         <w:numPr>
           <w:ilvl w:val="0"/>
           <w:numId w:val="3"/>
@@ -5285,7 +5285,7 @@
     </w:p>
     <w:p>
       <w:pPr>
-        <w:pStyle w:val="ListParagraph"/>
+        <w:pStyle w:val="PargrafodaLista"/>
         <w:numPr>
           <w:ilvl w:val="0"/>
           <w:numId w:val="3"/>
@@ -5431,7 +5431,7 @@
     </w:p>
     <w:p>
       <w:pPr>
-        <w:pStyle w:val="ListParagraph"/>
+        <w:pStyle w:val="PargrafodaLista"/>
         <w:numPr>
           <w:ilvl w:val="0"/>
           <w:numId w:val="3"/>
@@ -5517,7 +5517,7 @@
     </w:p>
     <w:p>
       <w:pPr>
-        <w:pStyle w:val="ListParagraph"/>
+        <w:pStyle w:val="PargrafodaLista"/>
         <w:numPr>
           <w:ilvl w:val="0"/>
           <w:numId w:val="3"/>
@@ -5721,7 +5721,7 @@
     </w:p>
     <w:p>
       <w:pPr>
-        <w:pStyle w:val="BodyText"/>
+        <w:pStyle w:val="Corpodetexto"/>
         <w:spacing w:before="182"/>
         <w:jc w:val="both"/>
         <w:rPr>
@@ -5816,7 +5816,7 @@
     </w:p>
     <w:p>
       <w:pPr>
-        <w:pStyle w:val="ListParagraph"/>
+        <w:pStyle w:val="PargrafodaLista"/>
         <w:numPr>
           <w:ilvl w:val="0"/>
           <w:numId w:val="3"/>
@@ -5871,7 +5871,7 @@
     </w:p>
     <w:p>
       <w:pPr>
-        <w:pStyle w:val="ListParagraph"/>
+        <w:pStyle w:val="PargrafodaLista"/>
         <w:numPr>
           <w:ilvl w:val="0"/>
           <w:numId w:val="3"/>
@@ -6391,7 +6391,7 @@
     </w:p>
     <w:p>
       <w:pPr>
-        <w:pStyle w:val="BodyText"/>
+        <w:pStyle w:val="Corpodetexto"/>
         <w:spacing w:before="183"/>
         <w:jc w:val="both"/>
         <w:rPr>
@@ -6525,7 +6525,7 @@
     </w:p>
     <w:p>
       <w:pPr>
-        <w:pStyle w:val="BodyText"/>
+        <w:pStyle w:val="Corpodetexto"/>
         <w:ind w:left="0"/>
         <w:rPr>
           <w:rFonts w:ascii="Arial Narrow" w:hAnsi="Arial Narrow"/>
@@ -6534,7 +6534,7 @@
     </w:p>
     <w:p>
       <w:pPr>
-        <w:pStyle w:val="Heading1"/>
+        <w:pStyle w:val="Ttulo1"/>
         <w:rPr>
           <w:rFonts w:ascii="Arial Narrow" w:hAnsi="Arial Narrow"/>
         </w:rPr>
@@ -6562,7 +6562,7 @@
     </w:p>
     <w:p>
       <w:pPr>
-        <w:pStyle w:val="BodyText"/>
+        <w:pStyle w:val="Corpodetexto"/>
         <w:spacing w:before="175"/>
         <w:ind w:right="118"/>
         <w:jc w:val="both"/>
@@ -6865,7 +6865,7 @@
     </w:p>
     <w:p>
       <w:pPr>
-        <w:pStyle w:val="BodyText"/>
+        <w:pStyle w:val="Corpodetexto"/>
         <w:spacing w:before="185"/>
         <w:ind w:right="118"/>
         <w:jc w:val="both"/>
@@ -6986,7 +6986,7 @@
     </w:p>
     <w:p>
       <w:pPr>
-        <w:pStyle w:val="BodyText"/>
+        <w:pStyle w:val="Corpodetexto"/>
         <w:spacing w:before="184"/>
         <w:ind w:right="122"/>
         <w:jc w:val="both"/>
@@ -7172,7 +7172,7 @@
     </w:p>
     <w:p>
       <w:pPr>
-        <w:pStyle w:val="BodyText"/>
+        <w:pStyle w:val="Corpodetexto"/>
         <w:jc w:val="both"/>
         <w:rPr>
           <w:rFonts w:ascii="Arial Narrow" w:hAnsi="Arial Narrow"/>
@@ -7186,7 +7186,7 @@
     </w:p>
     <w:p>
       <w:pPr>
-        <w:pStyle w:val="BodyText"/>
+        <w:pStyle w:val="Corpodetexto"/>
         <w:spacing w:before="70"/>
         <w:ind w:right="125"/>
         <w:jc w:val="both"/>
@@ -7256,7 +7256,7 @@
     </w:p>
     <w:p>
       <w:pPr>
-        <w:pStyle w:val="BodyText"/>
+        <w:pStyle w:val="Corpodetexto"/>
         <w:spacing w:before="183"/>
         <w:ind w:right="124"/>
         <w:jc w:val="both"/>
@@ -7390,7 +7390,7 @@
     </w:p>
     <w:p>
       <w:pPr>
-        <w:pStyle w:val="BodyText"/>
+        <w:pStyle w:val="Corpodetexto"/>
         <w:spacing w:before="182"/>
         <w:ind w:right="118"/>
         <w:jc w:val="both"/>
@@ -7654,7 +7654,7 @@
     </w:p>
     <w:p>
       <w:pPr>
-        <w:pStyle w:val="BodyText"/>
+        <w:pStyle w:val="Corpodetexto"/>
         <w:spacing w:before="185"/>
         <w:jc w:val="both"/>
         <w:rPr>
@@ -7775,7 +7775,7 @@
     </w:p>
     <w:p>
       <w:pPr>
-        <w:pStyle w:val="BodyText"/>
+        <w:pStyle w:val="Corpodetexto"/>
         <w:spacing w:before="181"/>
         <w:ind w:right="126"/>
         <w:jc w:val="both"/>
@@ -7792,7 +7792,7 @@
     </w:p>
     <w:p>
       <w:pPr>
-        <w:pStyle w:val="BodyText"/>
+        <w:pStyle w:val="Corpodetexto"/>
         <w:spacing w:before="183"/>
         <w:ind w:right="122"/>
         <w:jc w:val="both"/>
@@ -7933,7 +7933,7 @@
     </w:p>
     <w:p>
       <w:pPr>
-        <w:pStyle w:val="BodyText"/>
+        <w:pStyle w:val="Corpodetexto"/>
         <w:spacing w:before="184"/>
         <w:ind w:right="122"/>
         <w:jc w:val="both"/>
@@ -8132,7 +8132,7 @@
     </w:p>
     <w:p>
       <w:pPr>
-        <w:pStyle w:val="BodyText"/>
+        <w:pStyle w:val="Corpodetexto"/>
         <w:spacing w:before="185"/>
         <w:ind w:right="122"/>
         <w:jc w:val="both"/>
@@ -8175,7 +8175,7 @@
     </w:p>
     <w:p>
       <w:pPr>
-        <w:pStyle w:val="BodyText"/>
+        <w:pStyle w:val="Corpodetexto"/>
         <w:spacing w:before="182"/>
         <w:ind w:right="125"/>
         <w:jc w:val="both"/>
@@ -8192,7 +8192,7 @@
     </w:p>
     <w:p>
       <w:pPr>
-        <w:pStyle w:val="BodyText"/>
+        <w:pStyle w:val="Corpodetexto"/>
         <w:spacing w:before="185"/>
         <w:ind w:right="125"/>
         <w:jc w:val="both"/>
@@ -8326,7 +8326,7 @@
     </w:p>
     <w:p>
       <w:pPr>
-        <w:pStyle w:val="BodyText"/>
+        <w:pStyle w:val="Corpodetexto"/>
         <w:spacing w:before="183"/>
         <w:ind w:right="120"/>
         <w:jc w:val="both"/>
@@ -8343,7 +8343,7 @@
     </w:p>
     <w:p>
       <w:pPr>
-        <w:pStyle w:val="BodyText"/>
+        <w:pStyle w:val="Corpodetexto"/>
         <w:ind w:left="0"/>
         <w:rPr>
           <w:rFonts w:ascii="Arial Narrow" w:hAnsi="Arial Narrow"/>
@@ -8352,7 +8352,7 @@
     </w:p>
     <w:p>
       <w:pPr>
-        <w:pStyle w:val="Heading1"/>
+        <w:pStyle w:val="Ttulo1"/>
         <w:rPr>
           <w:rFonts w:ascii="Arial Narrow" w:hAnsi="Arial Narrow"/>
         </w:rPr>
@@ -8393,7 +8393,7 @@
     </w:p>
     <w:p>
       <w:pPr>
-        <w:pStyle w:val="BodyText"/>
+        <w:pStyle w:val="Corpodetexto"/>
         <w:spacing w:before="36" w:line="400" w:lineRule="exact"/>
         <w:ind w:left="213" w:right="5480" w:hanging="210"/>
         <w:rPr>
@@ -8555,7 +8555,7 @@
     </w:p>
     <w:p>
       <w:pPr>
-        <w:pStyle w:val="BodyText"/>
+        <w:pStyle w:val="Corpodetexto"/>
         <w:spacing w:line="178" w:lineRule="exact"/>
         <w:ind w:left="213"/>
         <w:rPr>
@@ -8621,7 +8621,7 @@
     </w:p>
     <w:p>
       <w:pPr>
-        <w:pStyle w:val="BodyText"/>
+        <w:pStyle w:val="Corpodetexto"/>
         <w:spacing w:before="1"/>
         <w:ind w:left="213"/>
         <w:rPr>
@@ -8687,7 +8687,7 @@
     </w:p>
     <w:p>
       <w:pPr>
-        <w:pStyle w:val="BodyText"/>
+        <w:pStyle w:val="Corpodetexto"/>
         <w:spacing w:before="1"/>
         <w:ind w:left="213" w:right="6618"/>
         <w:rPr>
@@ -8873,7 +8873,7 @@
     </w:p>
     <w:p>
       <w:pPr>
-        <w:pStyle w:val="BodyText"/>
+        <w:pStyle w:val="Corpodetexto"/>
         <w:spacing w:before="183"/>
         <w:ind w:right="124"/>
         <w:jc w:val="both"/>
@@ -8955,7 +8955,7 @@
     </w:p>
     <w:p>
       <w:pPr>
-        <w:pStyle w:val="BodyText"/>
+        <w:pStyle w:val="Corpodetexto"/>
         <w:spacing w:before="182"/>
         <w:ind w:right="118"/>
         <w:jc w:val="both"/>
@@ -8985,7 +8985,7 @@
     </w:p>
     <w:p>
       <w:pPr>
-        <w:pStyle w:val="Heading1"/>
+        <w:pStyle w:val="Ttulo1"/>
         <w:spacing w:before="184"/>
         <w:rPr>
           <w:rFonts w:ascii="Arial Narrow" w:hAnsi="Arial Narrow"/>
@@ -9014,7 +9014,7 @@
     </w:p>
     <w:p>
       <w:pPr>
-        <w:pStyle w:val="BodyText"/>
+        <w:pStyle w:val="Corpodetexto"/>
         <w:spacing w:before="175"/>
         <w:ind w:right="118"/>
         <w:jc w:val="both"/>
@@ -9148,7 +9148,7 @@
     </w:p>
     <w:p>
       <w:pPr>
-        <w:pStyle w:val="BodyText"/>
+        <w:pStyle w:val="Corpodetexto"/>
         <w:spacing w:before="185"/>
         <w:ind w:right="118"/>
         <w:jc w:val="both"/>
@@ -9165,7 +9165,7 @@
     </w:p>
     <w:p>
       <w:pPr>
-        <w:pStyle w:val="BodyText"/>
+        <w:pStyle w:val="Corpodetexto"/>
         <w:spacing w:before="185"/>
         <w:ind w:right="124"/>
         <w:jc w:val="both"/>
@@ -9182,7 +9182,7 @@
     </w:p>
     <w:p>
       <w:pPr>
-        <w:pStyle w:val="BodyText"/>
+        <w:pStyle w:val="Corpodetexto"/>
         <w:jc w:val="both"/>
         <w:rPr>
           <w:rFonts w:ascii="Arial Narrow" w:hAnsi="Arial Narrow"/>
@@ -9196,7 +9196,7 @@
     </w:p>
     <w:p>
       <w:pPr>
-        <w:pStyle w:val="BodyText"/>
+        <w:pStyle w:val="Corpodetexto"/>
         <w:spacing w:before="70"/>
         <w:ind w:right="126"/>
         <w:jc w:val="both"/>
@@ -9344,7 +9344,7 @@
     </w:p>
     <w:p>
       <w:pPr>
-        <w:pStyle w:val="BodyText"/>
+        <w:pStyle w:val="Corpodetexto"/>
         <w:spacing w:before="184"/>
         <w:ind w:right="124"/>
         <w:jc w:val="both"/>
@@ -9361,7 +9361,7 @@
     </w:p>
     <w:p>
       <w:pPr>
-        <w:pStyle w:val="Heading1"/>
+        <w:pStyle w:val="Ttulo1"/>
         <w:spacing w:before="182"/>
         <w:rPr>
           <w:rFonts w:ascii="Arial Narrow" w:hAnsi="Arial Narrow"/>
@@ -9390,7 +9390,7 @@
     </w:p>
     <w:p>
       <w:pPr>
-        <w:pStyle w:val="BodyText"/>
+        <w:pStyle w:val="Corpodetexto"/>
         <w:spacing w:before="175"/>
         <w:ind w:right="122"/>
         <w:jc w:val="both"/>
@@ -9407,7 +9407,7 @@
     </w:p>
     <w:p>
       <w:pPr>
-        <w:pStyle w:val="BodyText"/>
+        <w:pStyle w:val="Corpodetexto"/>
         <w:spacing w:before="184"/>
         <w:ind w:right="118"/>
         <w:jc w:val="both"/>
@@ -9450,7 +9450,7 @@
     </w:p>
     <w:p>
       <w:pPr>
-        <w:pStyle w:val="BodyText"/>
+        <w:pStyle w:val="Corpodetexto"/>
         <w:spacing w:before="183"/>
         <w:ind w:right="122"/>
         <w:jc w:val="both"/>
@@ -9682,7 +9682,7 @@
     </w:p>
     <w:p>
       <w:pPr>
-        <w:pStyle w:val="BodyText"/>
+        <w:pStyle w:val="Corpodetexto"/>
         <w:spacing w:before="183"/>
         <w:ind w:right="124"/>
         <w:jc w:val="both"/>
@@ -9713,7 +9713,7 @@
     </w:p>
     <w:p>
       <w:pPr>
-        <w:pStyle w:val="Heading1"/>
+        <w:pStyle w:val="Ttulo1"/>
         <w:spacing w:before="185"/>
         <w:rPr>
           <w:rFonts w:ascii="Arial Narrow" w:hAnsi="Arial Narrow"/>
@@ -9781,7 +9781,7 @@
     </w:p>
     <w:p>
       <w:pPr>
-        <w:pStyle w:val="BodyText"/>
+        <w:pStyle w:val="Corpodetexto"/>
         <w:spacing w:before="175"/>
         <w:ind w:right="118"/>
         <w:jc w:val="both"/>
@@ -10045,7 +10045,7 @@
     </w:p>
     <w:p>
       <w:pPr>
-        <w:pStyle w:val="BodyText"/>
+        <w:pStyle w:val="Corpodetexto"/>
         <w:spacing w:before="184"/>
         <w:ind w:right="118"/>
         <w:jc w:val="both"/>
@@ -10062,7 +10062,7 @@
     </w:p>
     <w:p>
       <w:pPr>
-        <w:pStyle w:val="BodyText"/>
+        <w:pStyle w:val="Corpodetexto"/>
         <w:spacing w:before="182"/>
         <w:ind w:right="120"/>
         <w:jc w:val="both"/>
@@ -10099,7 +10099,7 @@
     </w:p>
     <w:p>
       <w:pPr>
-        <w:pStyle w:val="BodyText"/>
+        <w:pStyle w:val="Corpodetexto"/>
         <w:spacing w:before="184"/>
         <w:ind w:right="118"/>
         <w:jc w:val="both"/>
@@ -10129,7 +10129,7 @@
     </w:p>
     <w:p>
       <w:pPr>
-        <w:pStyle w:val="Heading1"/>
+        <w:pStyle w:val="Ttulo1"/>
         <w:spacing w:before="182"/>
         <w:rPr>
           <w:rFonts w:ascii="Arial Narrow" w:hAnsi="Arial Narrow"/>
@@ -10197,7 +10197,7 @@
     </w:p>
     <w:p>
       <w:pPr>
-        <w:pStyle w:val="BodyText"/>
+        <w:pStyle w:val="Corpodetexto"/>
         <w:spacing w:before="175"/>
         <w:ind w:right="124"/>
         <w:jc w:val="both"/>
@@ -10266,7 +10266,7 @@
     </w:p>
     <w:p>
       <w:pPr>
-        <w:pStyle w:val="BodyText"/>
+        <w:pStyle w:val="Corpodetexto"/>
         <w:spacing w:before="184"/>
         <w:ind w:right="122"/>
         <w:jc w:val="both"/>
@@ -10283,7 +10283,7 @@
     </w:p>
     <w:p>
       <w:pPr>
-        <w:pStyle w:val="BodyText"/>
+        <w:pStyle w:val="Corpodetexto"/>
         <w:spacing w:before="184"/>
         <w:ind w:right="124"/>
         <w:jc w:val="both"/>
@@ -10300,7 +10300,7 @@
     </w:p>
     <w:p>
       <w:pPr>
-        <w:pStyle w:val="BodyText"/>
+        <w:pStyle w:val="Corpodetexto"/>
         <w:spacing w:before="183"/>
         <w:ind w:right="118"/>
         <w:jc w:val="both"/>
@@ -10499,7 +10499,7 @@
     </w:p>
     <w:p>
       <w:pPr>
-        <w:pStyle w:val="BodyText"/>
+        <w:pStyle w:val="Corpodetexto"/>
         <w:spacing w:before="183"/>
         <w:ind w:right="118"/>
         <w:jc w:val="both"/>
@@ -10529,7 +10529,7 @@
     </w:p>
     <w:p>
       <w:pPr>
-        <w:pStyle w:val="Heading1"/>
+        <w:pStyle w:val="Ttulo1"/>
         <w:spacing w:before="182"/>
         <w:rPr>
           <w:rFonts w:ascii="Arial Narrow" w:hAnsi="Arial Narrow"/>
@@ -10558,7 +10558,7 @@
     </w:p>
     <w:p>
       <w:pPr>
-        <w:pStyle w:val="BodyText"/>
+        <w:pStyle w:val="Corpodetexto"/>
         <w:spacing w:before="175"/>
         <w:ind w:right="118"/>
         <w:jc w:val="both"/>
@@ -10582,7 +10582,7 @@
     </w:p>
     <w:p>
       <w:pPr>
-        <w:pStyle w:val="BodyText"/>
+        <w:pStyle w:val="Corpodetexto"/>
         <w:spacing w:before="185"/>
         <w:ind w:right="118"/>
         <w:jc w:val="both"/>
@@ -10612,7 +10612,7 @@
     </w:p>
     <w:p>
       <w:pPr>
-        <w:pStyle w:val="BodyText"/>
+        <w:pStyle w:val="Corpodetexto"/>
         <w:ind w:left="0"/>
         <w:rPr>
           <w:rFonts w:ascii="Arial Narrow" w:hAnsi="Arial Narrow"/>
@@ -10621,7 +10621,7 @@
     </w:p>
     <w:p>
       <w:pPr>
-        <w:pStyle w:val="BodyText"/>
+        <w:pStyle w:val="Corpodetexto"/>
         <w:spacing w:before="175"/>
         <w:ind w:left="0"/>
         <w:rPr>
@@ -10631,7 +10631,7 @@
     </w:p>
     <w:p>
       <w:pPr>
-        <w:pStyle w:val="BodyText"/>
+        <w:pStyle w:val="Corpodetexto"/>
         <w:spacing w:before="175"/>
         <w:ind w:left="0"/>
         <w:rPr>
@@ -10641,7 +10641,7 @@
     </w:p>
     <w:p>
       <w:pPr>
-        <w:pStyle w:val="BodyText"/>
+        <w:pStyle w:val="Corpodetexto"/>
         <w:spacing w:before="175"/>
         <w:ind w:left="0"/>
         <w:rPr>
@@ -10651,7 +10651,7 @@
     </w:p>
     <w:p>
       <w:pPr>
-        <w:pStyle w:val="BodyText"/>
+        <w:pStyle w:val="Corpodetexto"/>
         <w:spacing w:before="175"/>
         <w:ind w:left="0"/>
         <w:rPr>
@@ -10661,7 +10661,7 @@
     </w:p>
     <w:p>
       <w:pPr>
-        <w:pStyle w:val="Heading1"/>
+        <w:pStyle w:val="Ttulo1"/>
         <w:ind w:left="5" w:right="120"/>
         <w:rPr>
           <w:rFonts w:ascii="Arial Narrow" w:hAnsi="Arial Narrow"/>
@@ -10755,7 +10755,7 @@
     </w:p>
     <w:p>
       <w:pPr>
-        <w:pStyle w:val="BodyText"/>
+        <w:pStyle w:val="Corpodetexto"/>
         <w:spacing w:before="70"/>
         <w:rPr>
           <w:rFonts w:ascii="Arial Narrow" w:hAnsi="Arial Narrow"/>
@@ -10836,7 +10836,7 @@
     </w:p>
     <w:p>
       <w:pPr>
-        <w:pStyle w:val="ListParagraph"/>
+        <w:pStyle w:val="PargrafodaLista"/>
         <w:numPr>
           <w:ilvl w:val="0"/>
           <w:numId w:val="2"/>
@@ -10967,7 +10967,7 @@
     </w:p>
     <w:p>
       <w:pPr>
-        <w:pStyle w:val="ListParagraph"/>
+        <w:pStyle w:val="PargrafodaLista"/>
         <w:numPr>
           <w:ilvl w:val="0"/>
           <w:numId w:val="2"/>
@@ -11134,7 +11134,7 @@
     </w:p>
     <w:p>
       <w:pPr>
-        <w:pStyle w:val="ListParagraph"/>
+        <w:pStyle w:val="PargrafodaLista"/>
         <w:numPr>
           <w:ilvl w:val="0"/>
           <w:numId w:val="2"/>
@@ -11158,7 +11158,7 @@
     </w:p>
     <w:p>
       <w:pPr>
-        <w:pStyle w:val="ListParagraph"/>
+        <w:pStyle w:val="PargrafodaLista"/>
         <w:numPr>
           <w:ilvl w:val="0"/>
           <w:numId w:val="2"/>
@@ -11416,7 +11416,7 @@
     </w:p>
     <w:p>
       <w:pPr>
-        <w:pStyle w:val="ListParagraph"/>
+        <w:pStyle w:val="PargrafodaLista"/>
         <w:numPr>
           <w:ilvl w:val="0"/>
           <w:numId w:val="2"/>
@@ -11577,7 +11577,7 @@
     </w:p>
     <w:p>
       <w:pPr>
-        <w:pStyle w:val="ListParagraph"/>
+        <w:pStyle w:val="PargrafodaLista"/>
         <w:numPr>
           <w:ilvl w:val="0"/>
           <w:numId w:val="2"/>
@@ -11797,7 +11797,7 @@
     </w:p>
     <w:p>
       <w:pPr>
-        <w:pStyle w:val="ListParagraph"/>
+        <w:pStyle w:val="PargrafodaLista"/>
         <w:numPr>
           <w:ilvl w:val="0"/>
           <w:numId w:val="2"/>
@@ -12017,7 +12017,7 @@
     </w:p>
     <w:p>
       <w:pPr>
-        <w:pStyle w:val="BodyText"/>
+        <w:pStyle w:val="Corpodetexto"/>
         <w:spacing w:before="182"/>
         <w:rPr>
           <w:rFonts w:ascii="Arial Narrow" w:hAnsi="Arial Narrow"/>
@@ -12214,7 +12214,7 @@
     </w:p>
     <w:p>
       <w:pPr>
-        <w:pStyle w:val="BodyText"/>
+        <w:pStyle w:val="Corpodetexto"/>
         <w:ind w:left="0"/>
         <w:rPr>
           <w:rFonts w:ascii="Arial Narrow" w:hAnsi="Arial Narrow"/>
@@ -12223,7 +12223,7 @@
     </w:p>
     <w:p>
       <w:pPr>
-        <w:pStyle w:val="Heading1"/>
+        <w:pStyle w:val="Ttulo1"/>
         <w:spacing w:before="1"/>
         <w:ind w:right="114"/>
         <w:rPr>
@@ -12279,7 +12279,7 @@
     </w:p>
     <w:p>
       <w:pPr>
-        <w:pStyle w:val="BodyText"/>
+        <w:pStyle w:val="Corpodetexto"/>
         <w:spacing w:before="174"/>
         <w:rPr>
           <w:rFonts w:ascii="Arial Narrow" w:hAnsi="Arial Narrow"/>
@@ -12541,7 +12541,7 @@
     </w:p>
     <w:p>
       <w:pPr>
-        <w:pStyle w:val="BodyText"/>
+        <w:pStyle w:val="Corpodetexto"/>
         <w:spacing w:before="183" w:line="439" w:lineRule="auto"/>
         <w:ind w:right="961"/>
         <w:rPr>
@@ -12674,7 +12674,7 @@
     </w:p>
     <w:p>
       <w:pPr>
-        <w:pStyle w:val="BodyText"/>
+        <w:pStyle w:val="Corpodetexto"/>
         <w:ind w:right="114"/>
         <w:rPr>
           <w:rFonts w:ascii="Arial Narrow" w:hAnsi="Arial Narrow"/>
@@ -12806,7 +12806,7 @@
     </w:p>
     <w:p>
       <w:pPr>
-        <w:pStyle w:val="BodyText"/>
+        <w:pStyle w:val="Corpodetexto"/>
         <w:ind w:left="0"/>
         <w:rPr>
           <w:rFonts w:ascii="Arial Narrow" w:hAnsi="Arial Narrow"/>
@@ -12815,7 +12815,7 @@
     </w:p>
     <w:p>
       <w:pPr>
-        <w:pStyle w:val="Heading1"/>
+        <w:pStyle w:val="Ttulo1"/>
         <w:rPr>
           <w:rFonts w:ascii="Arial Narrow" w:hAnsi="Arial Narrow"/>
         </w:rPr>
@@ -12872,7 +12872,7 @@
     </w:p>
     <w:p>
       <w:pPr>
-        <w:pStyle w:val="BodyText"/>
+        <w:pStyle w:val="Corpodetexto"/>
         <w:spacing w:before="205"/>
         <w:rPr>
           <w:rFonts w:ascii="Arial Narrow" w:hAnsi="Arial Narrow"/>
@@ -13082,7 +13082,7 @@
     </w:p>
     <w:p>
       <w:pPr>
-        <w:pStyle w:val="BodyText"/>
+        <w:pStyle w:val="Corpodetexto"/>
         <w:spacing w:before="183"/>
         <w:rPr>
           <w:rFonts w:ascii="Arial Narrow" w:hAnsi="Arial Narrow"/>
@@ -13240,7 +13240,7 @@
     </w:p>
     <w:p>
       <w:pPr>
-        <w:pStyle w:val="ListParagraph"/>
+        <w:pStyle w:val="PargrafodaLista"/>
         <w:numPr>
           <w:ilvl w:val="0"/>
           <w:numId w:val="1"/>
@@ -13341,7 +13341,7 @@
     </w:p>
     <w:p>
       <w:pPr>
-        <w:pStyle w:val="ListParagraph"/>
+        <w:pStyle w:val="PargrafodaLista"/>
         <w:numPr>
           <w:ilvl w:val="0"/>
           <w:numId w:val="1"/>
@@ -13471,7 +13471,7 @@
     </w:p>
     <w:p>
       <w:pPr>
-        <w:pStyle w:val="ListParagraph"/>
+        <w:pStyle w:val="PargrafodaLista"/>
         <w:numPr>
           <w:ilvl w:val="0"/>
           <w:numId w:val="1"/>
@@ -13585,7 +13585,7 @@
     </w:p>
     <w:p>
       <w:pPr>
-        <w:pStyle w:val="ListParagraph"/>
+        <w:pStyle w:val="PargrafodaLista"/>
         <w:numPr>
           <w:ilvl w:val="0"/>
           <w:numId w:val="1"/>
@@ -13813,7 +13813,7 @@
     </w:p>
     <w:p>
       <w:pPr>
-        <w:pStyle w:val="ListParagraph"/>
+        <w:pStyle w:val="PargrafodaLista"/>
         <w:numPr>
           <w:ilvl w:val="0"/>
           <w:numId w:val="1"/>
@@ -13958,7 +13958,7 @@
     </w:p>
     <w:p>
       <w:pPr>
-        <w:pStyle w:val="ListParagraph"/>
+        <w:pStyle w:val="PargrafodaLista"/>
         <w:numPr>
           <w:ilvl w:val="0"/>
           <w:numId w:val="1"/>
@@ -14164,7 +14164,7 @@
     </w:p>
     <w:p>
       <w:pPr>
-        <w:pStyle w:val="BodyText"/>
+        <w:pStyle w:val="Corpodetexto"/>
         <w:spacing w:before="181"/>
         <w:rPr>
           <w:rFonts w:ascii="Arial Narrow" w:hAnsi="Arial Narrow"/>
@@ -14400,7 +14400,7 @@
     </w:p>
     <w:p>
       <w:pPr>
-        <w:pStyle w:val="BodyText"/>
+        <w:pStyle w:val="Corpodetexto"/>
         <w:ind w:left="0"/>
         <w:rPr>
           <w:rFonts w:ascii="Arial Narrow" w:hAnsi="Arial Narrow"/>
@@ -14409,7 +14409,7 @@
     </w:p>
     <w:p>
       <w:pPr>
-        <w:pStyle w:val="Heading1"/>
+        <w:pStyle w:val="Ttulo1"/>
         <w:ind w:left="1" w:right="120"/>
         <w:rPr>
           <w:rFonts w:ascii="Arial Narrow" w:hAnsi="Arial Narrow"/>
@@ -14537,7 +14537,7 @@
     </w:p>
     <w:p>
       <w:pPr>
-        <w:pStyle w:val="BodyText"/>
+        <w:pStyle w:val="Corpodetexto"/>
         <w:spacing w:before="205"/>
         <w:ind w:right="118"/>
         <w:jc w:val="both"/>
@@ -14756,7 +14756,7 @@
     </w:p>
     <w:p>
       <w:pPr>
-        <w:pStyle w:val="BodyText"/>
+        <w:pStyle w:val="Corpodetexto"/>
         <w:spacing w:before="186"/>
         <w:ind w:right="122"/>
         <w:jc w:val="both"/>
@@ -15274,7 +15274,7 @@
     </w:p>
     <w:p>
       <w:pPr>
-        <w:pStyle w:val="ListParagraph"/>
+        <w:pStyle w:val="PargrafodaLista"/>
         <w:numPr>
           <w:ilvl w:val="0"/>
           <w:numId w:val="6"/>
@@ -15465,7 +15465,7 @@
     </w:p>
     <w:p>
       <w:pPr>
-        <w:pStyle w:val="ListParagraph"/>
+        <w:pStyle w:val="PargrafodaLista"/>
         <w:numPr>
           <w:ilvl w:val="0"/>
           <w:numId w:val="6"/>
@@ -15685,7 +15685,7 @@
     </w:p>
     <w:p>
       <w:pPr>
-        <w:pStyle w:val="ListParagraph"/>
+        <w:pStyle w:val="PargrafodaLista"/>
         <w:numPr>
           <w:ilvl w:val="0"/>
           <w:numId w:val="6"/>
@@ -15724,7 +15724,7 @@
     </w:p>
     <w:p>
       <w:pPr>
-        <w:pStyle w:val="BodyText"/>
+        <w:pStyle w:val="Corpodetexto"/>
         <w:ind w:left="0"/>
         <w:rPr>
           <w:rFonts w:ascii="Arial Narrow" w:hAnsi="Arial Narrow"/>
@@ -15733,7 +15733,7 @@
     </w:p>
     <w:p>
       <w:pPr>
-        <w:pStyle w:val="Heading1"/>
+        <w:pStyle w:val="Ttulo1"/>
         <w:rPr>
           <w:rFonts w:ascii="Arial Narrow" w:hAnsi="Arial Narrow"/>
         </w:rPr>
@@ -15774,7 +15774,7 @@
     </w:p>
     <w:p>
       <w:pPr>
-        <w:pStyle w:val="BodyText"/>
+        <w:pStyle w:val="Corpodetexto"/>
         <w:spacing w:before="175"/>
         <w:ind w:right="118"/>
         <w:jc w:val="both"/>
@@ -15826,7 +15826,7 @@
     </w:p>
     <w:p>
       <w:pPr>
-        <w:pStyle w:val="BodyText"/>
+        <w:pStyle w:val="Corpodetexto"/>
         <w:ind w:left="0"/>
         <w:rPr>
           <w:rFonts w:ascii="Arial Narrow" w:hAnsi="Arial Narrow"/>
@@ -15835,7 +15835,7 @@
     </w:p>
     <w:p>
       <w:pPr>
-        <w:pStyle w:val="Heading1"/>
+        <w:pStyle w:val="Ttulo1"/>
         <w:ind w:left="5" w:right="120"/>
         <w:rPr>
           <w:rFonts w:ascii="Arial Narrow" w:hAnsi="Arial Narrow"/>
@@ -15949,7 +15949,7 @@
     </w:p>
     <w:p>
       <w:pPr>
-        <w:pStyle w:val="BodyText"/>
+        <w:pStyle w:val="Corpodetexto"/>
         <w:spacing w:before="205"/>
         <w:ind w:right="120"/>
         <w:jc w:val="both"/>
@@ -16018,7 +16018,7 @@
     </w:p>
     <w:p>
       <w:pPr>
-        <w:pStyle w:val="BodyText"/>
+        <w:pStyle w:val="Corpodetexto"/>
         <w:spacing w:before="183"/>
         <w:ind w:right="122"/>
         <w:jc w:val="both"/>
@@ -16048,7 +16048,7 @@
     </w:p>
     <w:p>
       <w:pPr>
-        <w:pStyle w:val="BodyText"/>
+        <w:pStyle w:val="Corpodetexto"/>
         <w:spacing w:before="182"/>
         <w:ind w:right="122"/>
         <w:jc w:val="both"/>
@@ -16065,7 +16065,7 @@
     </w:p>
     <w:p>
       <w:pPr>
-        <w:pStyle w:val="BodyText"/>
+        <w:pStyle w:val="Corpodetexto"/>
         <w:ind w:left="0"/>
         <w:rPr>
           <w:rFonts w:ascii="Arial Narrow" w:hAnsi="Arial Narrow"/>
@@ -16074,7 +16074,7 @@
     </w:p>
     <w:p>
       <w:pPr>
-        <w:pStyle w:val="BodyText"/>
+        <w:pStyle w:val="Corpodetexto"/>
         <w:spacing w:before="146"/>
         <w:ind w:left="0"/>
         <w:rPr>
@@ -16084,7 +16084,7 @@
     </w:p>
     <w:p>
       <w:pPr>
-        <w:pStyle w:val="Heading1"/>
+        <w:pStyle w:val="Ttulo1"/>
         <w:ind w:right="120"/>
         <w:rPr>
           <w:rFonts w:ascii="Arial Narrow" w:hAnsi="Arial Narrow"/>
@@ -16165,7 +16165,7 @@
     </w:p>
     <w:p>
       <w:pPr>
-        <w:pStyle w:val="BodyText"/>
+        <w:pStyle w:val="Corpodetexto"/>
         <w:spacing w:before="175"/>
         <w:ind w:right="118"/>
         <w:jc w:val="both"/>
@@ -16182,7 +16182,7 @@
     </w:p>
     <w:p>
       <w:pPr>
-        <w:pStyle w:val="BodyText"/>
+        <w:pStyle w:val="Corpodetexto"/>
         <w:spacing w:before="182"/>
         <w:ind w:right="118"/>
         <w:jc w:val="both"/>
@@ -16206,7 +16206,7 @@
     </w:p>
     <w:p>
       <w:pPr>
-        <w:pStyle w:val="BodyText"/>
+        <w:pStyle w:val="Corpodetexto"/>
         <w:spacing w:before="184"/>
         <w:jc w:val="both"/>
         <w:rPr>
@@ -16340,7 +16340,7 @@
     </w:p>
     <w:p>
       <w:pPr>
-        <w:pStyle w:val="ListParagraph"/>
+        <w:pStyle w:val="PargrafodaLista"/>
         <w:numPr>
           <w:ilvl w:val="0"/>
           <w:numId w:val="5"/>
@@ -16425,7 +16425,7 @@
     </w:p>
     <w:p>
       <w:pPr>
-        <w:pStyle w:val="ListParagraph"/>
+        <w:pStyle w:val="PargrafodaLista"/>
         <w:numPr>
           <w:ilvl w:val="0"/>
           <w:numId w:val="5"/>
@@ -16496,7 +16496,7 @@
     </w:p>
     <w:p>
       <w:pPr>
-        <w:pStyle w:val="ListParagraph"/>
+        <w:pStyle w:val="PargrafodaLista"/>
         <w:numPr>
           <w:ilvl w:val="0"/>
           <w:numId w:val="5"/>
@@ -16597,7 +16597,7 @@
     </w:p>
     <w:p>
       <w:pPr>
-        <w:pStyle w:val="ListParagraph"/>
+        <w:pStyle w:val="PargrafodaLista"/>
         <w:numPr>
           <w:ilvl w:val="0"/>
           <w:numId w:val="5"/>
@@ -16795,7 +16795,7 @@
     </w:p>
     <w:p>
       <w:pPr>
-        <w:pStyle w:val="ListParagraph"/>
+        <w:pStyle w:val="PargrafodaLista"/>
         <w:numPr>
           <w:ilvl w:val="0"/>
           <w:numId w:val="5"/>
@@ -16971,7 +16971,7 @@
     </w:p>
     <w:p>
       <w:pPr>
-        <w:pStyle w:val="ListParagraph"/>
+        <w:pStyle w:val="PargrafodaLista"/>
         <w:numPr>
           <w:ilvl w:val="0"/>
           <w:numId w:val="5"/>
@@ -17087,7 +17087,7 @@
     </w:p>
     <w:p>
       <w:pPr>
-        <w:pStyle w:val="Heading1"/>
+        <w:pStyle w:val="Ttulo1"/>
         <w:spacing w:before="215" w:line="235" w:lineRule="auto"/>
         <w:ind w:left="5" w:right="120"/>
         <w:rPr>
@@ -17233,7 +17233,7 @@
     </w:p>
     <w:p>
       <w:pPr>
-        <w:pStyle w:val="BodyText"/>
+        <w:pStyle w:val="Corpodetexto"/>
         <w:spacing w:before="206"/>
         <w:ind w:right="124"/>
         <w:jc w:val="both"/>
@@ -17250,7 +17250,7 @@
     </w:p>
     <w:p>
       <w:pPr>
-        <w:pStyle w:val="BodyText"/>
+        <w:pStyle w:val="Corpodetexto"/>
         <w:spacing w:before="185"/>
         <w:jc w:val="both"/>
         <w:rPr>
@@ -17423,7 +17423,7 @@
     </w:p>
     <w:p>
       <w:pPr>
-        <w:pStyle w:val="BodyText"/>
+        <w:pStyle w:val="Corpodetexto"/>
         <w:spacing w:before="181"/>
         <w:ind w:right="118"/>
         <w:jc w:val="both"/>
@@ -17622,7 +17622,7 @@
     </w:p>
     <w:p>
       <w:pPr>
-        <w:pStyle w:val="Heading1"/>
+        <w:pStyle w:val="Ttulo1"/>
         <w:spacing w:before="1"/>
         <w:rPr>
           <w:rFonts w:ascii="Arial Narrow" w:hAnsi="Arial Narrow"/>
@@ -17651,7 +17651,7 @@
     </w:p>
     <w:p>
       <w:pPr>
-        <w:pStyle w:val="BodyText"/>
+        <w:pStyle w:val="Corpodetexto"/>
         <w:spacing w:before="175"/>
         <w:ind w:right="124"/>
         <w:jc w:val="both"/>
@@ -17668,7 +17668,7 @@
     </w:p>
     <w:p>
       <w:pPr>
-        <w:pStyle w:val="BodyText"/>
+        <w:pStyle w:val="Corpodetexto"/>
         <w:spacing w:before="70"/>
         <w:ind w:right="122"/>
         <w:jc w:val="both"/>
@@ -17737,7 +17737,7 @@
     </w:p>
     <w:p>
       <w:pPr>
-        <w:pStyle w:val="BodyText"/>
+        <w:pStyle w:val="Corpodetexto"/>
         <w:ind w:left="0"/>
         <w:rPr>
           <w:rFonts w:ascii="Arial Narrow" w:hAnsi="Arial Narrow"/>
@@ -17746,7 +17746,7 @@
     </w:p>
     <w:p>
       <w:pPr>
-        <w:pStyle w:val="BodyText"/>
+        <w:pStyle w:val="Corpodetexto"/>
         <w:spacing w:before="146"/>
         <w:ind w:left="0"/>
         <w:rPr>
@@ -17756,7 +17756,7 @@
     </w:p>
     <w:p>
       <w:pPr>
-        <w:pStyle w:val="Heading1"/>
+        <w:pStyle w:val="Ttulo1"/>
         <w:rPr>
           <w:rFonts w:ascii="Arial Narrow" w:hAnsi="Arial Narrow"/>
           <w:spacing w:val="-2"/>
@@ -17765,7 +17765,7 @@
     </w:p>
     <w:p>
       <w:pPr>
-        <w:pStyle w:val="Heading1"/>
+        <w:pStyle w:val="Ttulo1"/>
         <w:rPr>
           <w:rFonts w:ascii="Arial Narrow" w:hAnsi="Arial Narrow"/>
         </w:rPr>
@@ -17794,7 +17794,7 @@
     </w:p>
     <w:p>
       <w:pPr>
-        <w:pStyle w:val="BodyText"/>
+        <w:pStyle w:val="Corpodetexto"/>
         <w:spacing w:before="175"/>
         <w:ind w:right="118"/>
         <w:jc w:val="both"/>
@@ -18097,7 +18097,7 @@
     </w:p>
     <w:p>
       <w:pPr>
-        <w:pStyle w:val="BodyText"/>
+        <w:pStyle w:val="Corpodetexto"/>
         <w:spacing w:before="184"/>
         <w:ind w:right="124"/>
         <w:jc w:val="both"/>
@@ -18361,7 +18361,7 @@
     </w:p>
     <w:p>
       <w:pPr>
-        <w:pStyle w:val="BodyText"/>
+        <w:pStyle w:val="Corpodetexto"/>
         <w:spacing w:before="183"/>
         <w:jc w:val="both"/>
         <w:rPr>
@@ -18469,7 +18469,7 @@
     </w:p>
     <w:p>
       <w:pPr>
-        <w:pStyle w:val="ListParagraph"/>
+        <w:pStyle w:val="PargrafodaLista"/>
         <w:numPr>
           <w:ilvl w:val="0"/>
           <w:numId w:val="4"/>
@@ -18644,7 +18644,7 @@
     </w:p>
     <w:p>
       <w:pPr>
-        <w:pStyle w:val="ListParagraph"/>
+        <w:pStyle w:val="PargrafodaLista"/>
         <w:numPr>
           <w:ilvl w:val="0"/>
           <w:numId w:val="4"/>
@@ -18691,7 +18691,7 @@
     </w:p>
     <w:p>
       <w:pPr>
-        <w:pStyle w:val="ListParagraph"/>
+        <w:pStyle w:val="PargrafodaLista"/>
         <w:numPr>
           <w:ilvl w:val="0"/>
           <w:numId w:val="4"/>
@@ -18776,7 +18776,7 @@
     </w:p>
     <w:p>
       <w:pPr>
-        <w:pStyle w:val="BodyText"/>
+        <w:pStyle w:val="Corpodetexto"/>
         <w:ind w:left="0"/>
         <w:rPr>
           <w:rFonts w:ascii="Arial Narrow" w:hAnsi="Arial Narrow"/>
@@ -20733,7 +20733,7 @@
     </w:p>
     <w:p>
       <w:pPr>
-        <w:pStyle w:val="BodyText"/>
+        <w:pStyle w:val="Corpodetexto"/>
         <w:spacing w:before="215"/>
         <w:ind w:right="127"/>
         <w:jc w:val="both"/>
@@ -20750,7 +20750,7 @@
     </w:p>
     <w:p>
       <w:pPr>
-        <w:pStyle w:val="BodyText"/>
+        <w:pStyle w:val="Corpodetexto"/>
         <w:spacing w:before="183"/>
         <w:ind w:right="118"/>
         <w:jc w:val="both"/>
@@ -20832,7 +20832,7 @@
     </w:p>
     <w:p>
       <w:pPr>
-        <w:pStyle w:val="BodyText"/>
+        <w:pStyle w:val="Corpodetexto"/>
         <w:spacing w:before="185"/>
         <w:ind w:right="118"/>
         <w:jc w:val="both"/>
@@ -21135,7 +21135,7 @@
     </w:p>
     <w:p>
       <w:pPr>
-        <w:pStyle w:val="BodyText"/>
+        <w:pStyle w:val="Corpodetexto"/>
         <w:spacing w:before="187"/>
         <w:ind w:right="122"/>
         <w:jc w:val="both"/>
@@ -21347,7 +21347,7 @@
     </w:p>
     <w:p>
       <w:pPr>
-        <w:pStyle w:val="BodyText"/>
+        <w:pStyle w:val="Corpodetexto"/>
         <w:spacing w:before="182"/>
         <w:ind w:right="124"/>
         <w:jc w:val="both"/>
@@ -21546,7 +21546,7 @@
     </w:p>
     <w:p>
       <w:pPr>
-        <w:pStyle w:val="BodyText"/>
+        <w:pStyle w:val="Corpodetexto"/>
         <w:spacing w:before="184"/>
         <w:ind w:right="124"/>
         <w:jc w:val="both"/>
@@ -21570,7 +21570,7 @@
     </w:p>
     <w:p>
       <w:pPr>
-        <w:pStyle w:val="BodyText"/>
+        <w:pStyle w:val="Corpodetexto"/>
         <w:spacing w:before="184"/>
         <w:ind w:right="124"/>
         <w:jc w:val="both"/>
@@ -21743,7 +21743,7 @@
     </w:p>
     <w:p>
       <w:pPr>
-        <w:pStyle w:val="BodyText"/>
+        <w:pStyle w:val="Corpodetexto"/>
         <w:spacing w:before="184"/>
         <w:ind w:right="122"/>
         <w:jc w:val="both"/>
@@ -21767,7 +21767,7 @@
     </w:p>
     <w:p>
       <w:pPr>
-        <w:pStyle w:val="BodyText"/>
+        <w:pStyle w:val="Corpodetexto"/>
         <w:spacing w:before="185"/>
         <w:ind w:right="124"/>
         <w:jc w:val="both"/>
@@ -21784,7 +21784,7 @@
     </w:p>
     <w:p>
       <w:pPr>
-        <w:pStyle w:val="BodyText"/>
+        <w:pStyle w:val="Corpodetexto"/>
         <w:spacing w:before="182"/>
         <w:ind w:right="124"/>
         <w:jc w:val="both"/>
@@ -21808,7 +21808,7 @@
     </w:p>
     <w:p>
       <w:pPr>
-        <w:pStyle w:val="BodyText"/>
+        <w:pStyle w:val="Corpodetexto"/>
         <w:jc w:val="both"/>
         <w:rPr>
           <w:rFonts w:ascii="Arial Narrow" w:hAnsi="Arial Narrow"/>
@@ -21817,7 +21817,7 @@
     </w:p>
     <w:p>
       <w:pPr>
-        <w:pStyle w:val="BodyText"/>
+        <w:pStyle w:val="Corpodetexto"/>
         <w:jc w:val="both"/>
         <w:rPr>
           <w:rFonts w:ascii="Arial Narrow" w:hAnsi="Arial Narrow"/>
@@ -21826,7 +21826,7 @@
     </w:p>
     <w:p>
       <w:pPr>
-        <w:pStyle w:val="BodyText"/>
+        <w:pStyle w:val="Corpodetexto"/>
         <w:jc w:val="both"/>
         <w:rPr>
           <w:rFonts w:ascii="Arial Narrow" w:hAnsi="Arial Narrow"/>
@@ -21835,7 +21835,7 @@
     </w:p>
     <w:p>
       <w:pPr>
-        <w:pStyle w:val="BodyText"/>
+        <w:pStyle w:val="Corpodetexto"/>
         <w:jc w:val="both"/>
         <w:rPr>
           <w:rFonts w:ascii="Arial Narrow" w:hAnsi="Arial Narrow"/>
@@ -21844,7 +21844,7 @@
     </w:p>
     <w:p>
       <w:pPr>
-        <w:pStyle w:val="BodyText"/>
+        <w:pStyle w:val="Corpodetexto"/>
         <w:jc w:val="both"/>
         <w:rPr>
           <w:rFonts w:ascii="Arial Narrow" w:hAnsi="Arial Narrow"/>
@@ -21853,7 +21853,7 @@
     </w:p>
     <w:p>
       <w:pPr>
-        <w:pStyle w:val="BodyText"/>
+        <w:pStyle w:val="Corpodetexto"/>
         <w:jc w:val="both"/>
         <w:rPr>
           <w:rFonts w:ascii="Arial Narrow" w:hAnsi="Arial Narrow"/>
@@ -21862,7 +21862,7 @@
     </w:p>
     <w:p>
       <w:pPr>
-        <w:pStyle w:val="BodyText"/>
+        <w:pStyle w:val="Corpodetexto"/>
         <w:jc w:val="both"/>
         <w:rPr>
           <w:rFonts w:ascii="Arial Narrow" w:hAnsi="Arial Narrow"/>
@@ -21871,7 +21871,7 @@
     </w:p>
     <w:p>
       <w:pPr>
-        <w:pStyle w:val="BodyText"/>
+        <w:pStyle w:val="Corpodetexto"/>
         <w:jc w:val="both"/>
         <w:rPr>
           <w:rFonts w:ascii="Arial Narrow" w:hAnsi="Arial Narrow"/>
@@ -21880,7 +21880,7 @@
     </w:p>
     <w:p>
       <w:pPr>
-        <w:pStyle w:val="BodyText"/>
+        <w:pStyle w:val="Corpodetexto"/>
         <w:jc w:val="both"/>
         <w:rPr>
           <w:rFonts w:ascii="Arial Narrow" w:hAnsi="Arial Narrow"/>
@@ -21889,7 +21889,7 @@
     </w:p>
     <w:p>
       <w:pPr>
-        <w:pStyle w:val="BodyText"/>
+        <w:pStyle w:val="Corpodetexto"/>
         <w:jc w:val="both"/>
         <w:rPr>
           <w:rFonts w:ascii="Arial Narrow" w:hAnsi="Arial Narrow"/>
@@ -21898,7 +21898,7 @@
     </w:p>
     <w:p>
       <w:pPr>
-        <w:pStyle w:val="BodyText"/>
+        <w:pStyle w:val="Corpodetexto"/>
         <w:jc w:val="both"/>
         <w:rPr>
           <w:rFonts w:ascii="Arial Narrow" w:hAnsi="Arial Narrow"/>
@@ -21907,7 +21907,7 @@
     </w:p>
     <w:p>
       <w:pPr>
-        <w:pStyle w:val="BodyText"/>
+        <w:pStyle w:val="Corpodetexto"/>
         <w:jc w:val="both"/>
         <w:rPr>
           <w:rFonts w:ascii="Arial Narrow" w:hAnsi="Arial Narrow"/>
@@ -21916,7 +21916,7 @@
     </w:p>
     <w:p>
       <w:pPr>
-        <w:pStyle w:val="BodyText"/>
+        <w:pStyle w:val="Corpodetexto"/>
         <w:jc w:val="both"/>
         <w:rPr>
           <w:rFonts w:ascii="Arial Narrow" w:hAnsi="Arial Narrow"/>
@@ -21925,7 +21925,7 @@
     </w:p>
     <w:p>
       <w:pPr>
-        <w:pStyle w:val="BodyText"/>
+        <w:pStyle w:val="Corpodetexto"/>
         <w:jc w:val="both"/>
         <w:rPr>
           <w:rFonts w:ascii="Arial Narrow" w:hAnsi="Arial Narrow"/>
@@ -21934,7 +21934,7 @@
     </w:p>
     <w:p>
       <w:pPr>
-        <w:pStyle w:val="BodyText"/>
+        <w:pStyle w:val="Corpodetexto"/>
         <w:jc w:val="both"/>
         <w:rPr>
           <w:rFonts w:ascii="Arial Narrow" w:hAnsi="Arial Narrow"/>
@@ -21943,7 +21943,7 @@
     </w:p>
     <w:p>
       <w:pPr>
-        <w:pStyle w:val="BodyText"/>
+        <w:pStyle w:val="Corpodetexto"/>
         <w:jc w:val="both"/>
         <w:rPr>
           <w:rFonts w:ascii="Arial Narrow" w:hAnsi="Arial Narrow"/>
@@ -21952,7 +21952,7 @@
     </w:p>
     <w:p>
       <w:pPr>
-        <w:pStyle w:val="BodyText"/>
+        <w:pStyle w:val="Corpodetexto"/>
         <w:jc w:val="both"/>
         <w:rPr>
           <w:rFonts w:ascii="Arial Narrow" w:hAnsi="Arial Narrow"/>
@@ -21961,7 +21961,7 @@
     </w:p>
     <w:p>
       <w:pPr>
-        <w:pStyle w:val="BodyText"/>
+        <w:pStyle w:val="Corpodetexto"/>
         <w:jc w:val="both"/>
         <w:rPr>
           <w:rFonts w:ascii="Arial Narrow" w:hAnsi="Arial Narrow"/>
@@ -21970,7 +21970,7 @@
     </w:p>
     <w:p>
       <w:pPr>
-        <w:pStyle w:val="BodyText"/>
+        <w:pStyle w:val="Corpodetexto"/>
         <w:jc w:val="both"/>
         <w:rPr>
           <w:rFonts w:ascii="Arial Narrow" w:hAnsi="Arial Narrow"/>
@@ -21979,7 +21979,7 @@
     </w:p>
     <w:p>
       <w:pPr>
-        <w:pStyle w:val="BodyText"/>
+        <w:pStyle w:val="Corpodetexto"/>
         <w:jc w:val="both"/>
         <w:rPr>
           <w:rFonts w:ascii="Arial Narrow" w:hAnsi="Arial Narrow"/>
@@ -21988,7 +21988,7 @@
     </w:p>
     <w:p>
       <w:pPr>
-        <w:pStyle w:val="BodyText"/>
+        <w:pStyle w:val="Corpodetexto"/>
         <w:jc w:val="both"/>
         <w:rPr>
           <w:rFonts w:ascii="Arial Narrow" w:hAnsi="Arial Narrow"/>
@@ -21997,7 +21997,7 @@
     </w:p>
     <w:p>
       <w:pPr>
-        <w:pStyle w:val="BodyText"/>
+        <w:pStyle w:val="Corpodetexto"/>
         <w:jc w:val="both"/>
         <w:rPr>
           <w:rFonts w:ascii="Arial Narrow" w:hAnsi="Arial Narrow"/>
@@ -22006,7 +22006,7 @@
     </w:p>
     <w:p>
       <w:pPr>
-        <w:pStyle w:val="BodyText"/>
+        <w:pStyle w:val="Corpodetexto"/>
         <w:jc w:val="both"/>
         <w:rPr>
           <w:rFonts w:ascii="Arial Narrow" w:hAnsi="Arial Narrow"/>
@@ -22015,7 +22015,7 @@
     </w:p>
     <w:p>
       <w:pPr>
-        <w:pStyle w:val="BodyText"/>
+        <w:pStyle w:val="Corpodetexto"/>
         <w:jc w:val="both"/>
         <w:rPr>
           <w:rFonts w:ascii="Arial Narrow" w:hAnsi="Arial Narrow"/>
@@ -22024,7 +22024,7 @@
     </w:p>
     <w:p>
       <w:pPr>
-        <w:pStyle w:val="BodyText"/>
+        <w:pStyle w:val="Corpodetexto"/>
         <w:jc w:val="both"/>
         <w:rPr>
           <w:rFonts w:ascii="Arial Narrow" w:hAnsi="Arial Narrow"/>
@@ -22033,7 +22033,7 @@
     </w:p>
     <w:p>
       <w:pPr>
-        <w:pStyle w:val="BodyText"/>
+        <w:pStyle w:val="Corpodetexto"/>
         <w:ind w:left="0"/>
         <w:jc w:val="both"/>
         <w:rPr>
@@ -22043,7 +22043,7 @@
     </w:p>
     <w:p>
       <w:pPr>
-        <w:pStyle w:val="BodyText"/>
+        <w:pStyle w:val="Corpodetexto"/>
         <w:jc w:val="both"/>
         <w:rPr>
           <w:rFonts w:ascii="Arial Narrow" w:hAnsi="Arial Narrow"/>
@@ -23488,7 +23488,7 @@
     </w:tbl>
     <w:p>
       <w:pPr>
-        <w:pStyle w:val="BodyText"/>
+        <w:pStyle w:val="Corpodetexto"/>
         <w:jc w:val="both"/>
         <w:rPr>
           <w:rFonts w:ascii="Arial Narrow" w:hAnsi="Arial Narrow"/>
@@ -23497,7 +23497,7 @@
     </w:p>
     <w:p>
       <w:pPr>
-        <w:pStyle w:val="BodyText"/>
+        <w:pStyle w:val="Corpodetexto"/>
         <w:jc w:val="both"/>
         <w:rPr>
           <w:rFonts w:ascii="Arial Narrow" w:hAnsi="Arial Narrow"/>
@@ -23506,7 +23506,7 @@
     </w:p>
     <w:p>
       <w:pPr>
-        <w:pStyle w:val="BodyText"/>
+        <w:pStyle w:val="Corpodetexto"/>
         <w:jc w:val="both"/>
         <w:rPr>
           <w:rFonts w:ascii="Arial Narrow" w:hAnsi="Arial Narrow"/>
@@ -23515,7 +23515,7 @@
     </w:p>
     <w:p>
       <w:pPr>
-        <w:pStyle w:val="BodyText"/>
+        <w:pStyle w:val="Corpodetexto"/>
         <w:jc w:val="both"/>
         <w:rPr>
           <w:rFonts w:ascii="Arial Narrow" w:hAnsi="Arial Narrow"/>
@@ -23524,7 +23524,7 @@
     </w:p>
     <w:p>
       <w:pPr>
-        <w:pStyle w:val="BodyText"/>
+        <w:pStyle w:val="Corpodetexto"/>
         <w:jc w:val="both"/>
         <w:rPr>
           <w:rFonts w:ascii="Arial Narrow" w:hAnsi="Arial Narrow"/>
@@ -23533,7 +23533,7 @@
     </w:p>
     <w:p>
       <w:pPr>
-        <w:pStyle w:val="BodyText"/>
+        <w:pStyle w:val="Corpodetexto"/>
         <w:jc w:val="both"/>
         <w:rPr>
           <w:rFonts w:ascii="Arial Narrow" w:hAnsi="Arial Narrow"/>
@@ -23542,7 +23542,7 @@
     </w:p>
     <w:p>
       <w:pPr>
-        <w:pStyle w:val="BodyText"/>
+        <w:pStyle w:val="Corpodetexto"/>
         <w:jc w:val="both"/>
         <w:rPr>
           <w:rFonts w:ascii="Arial Narrow" w:hAnsi="Arial Narrow"/>
@@ -23551,7 +23551,7 @@
     </w:p>
     <w:p>
       <w:pPr>
-        <w:pStyle w:val="BodyText"/>
+        <w:pStyle w:val="Corpodetexto"/>
         <w:jc w:val="both"/>
         <w:rPr>
           <w:rFonts w:ascii="Arial Narrow" w:hAnsi="Arial Narrow"/>
@@ -23560,7 +23560,7 @@
     </w:p>
     <w:p>
       <w:pPr>
-        <w:pStyle w:val="BodyText"/>
+        <w:pStyle w:val="Corpodetexto"/>
         <w:jc w:val="both"/>
         <w:rPr>
           <w:rFonts w:ascii="Arial Narrow" w:hAnsi="Arial Narrow"/>
@@ -23569,7 +23569,7 @@
     </w:p>
     <w:p>
       <w:pPr>
-        <w:pStyle w:val="BodyText"/>
+        <w:pStyle w:val="Corpodetexto"/>
         <w:jc w:val="both"/>
         <w:rPr>
           <w:rFonts w:ascii="Arial Narrow" w:hAnsi="Arial Narrow"/>
@@ -23578,7 +23578,7 @@
     </w:p>
     <w:p>
       <w:pPr>
-        <w:pStyle w:val="BodyText"/>
+        <w:pStyle w:val="Corpodetexto"/>
         <w:jc w:val="both"/>
         <w:rPr>
           <w:rFonts w:ascii="Arial Narrow" w:hAnsi="Arial Narrow"/>
@@ -23587,7 +23587,7 @@
     </w:p>
     <w:p>
       <w:pPr>
-        <w:pStyle w:val="BodyText"/>
+        <w:pStyle w:val="Corpodetexto"/>
         <w:jc w:val="both"/>
         <w:rPr>
           <w:rFonts w:ascii="Arial Narrow" w:hAnsi="Arial Narrow"/>
@@ -23596,7 +23596,7 @@
     </w:p>
     <w:p>
       <w:pPr>
-        <w:pStyle w:val="BodyText"/>
+        <w:pStyle w:val="Corpodetexto"/>
         <w:jc w:val="both"/>
         <w:rPr>
           <w:rFonts w:ascii="Arial Narrow" w:hAnsi="Arial Narrow"/>
@@ -23605,7 +23605,7 @@
     </w:p>
     <w:p>
       <w:pPr>
-        <w:pStyle w:val="BodyText"/>
+        <w:pStyle w:val="Corpodetexto"/>
         <w:jc w:val="both"/>
         <w:rPr>
           <w:rFonts w:ascii="Arial Narrow" w:hAnsi="Arial Narrow"/>
@@ -23614,7 +23614,7 @@
     </w:p>
     <w:p>
       <w:pPr>
-        <w:pStyle w:val="BodyText"/>
+        <w:pStyle w:val="Corpodetexto"/>
         <w:jc w:val="both"/>
         <w:rPr>
           <w:rFonts w:ascii="Arial Narrow" w:hAnsi="Arial Narrow"/>
@@ -23623,7 +23623,7 @@
     </w:p>
     <w:p>
       <w:pPr>
-        <w:pStyle w:val="BodyText"/>
+        <w:pStyle w:val="Corpodetexto"/>
         <w:jc w:val="both"/>
         <w:rPr>
           <w:rFonts w:ascii="Arial Narrow" w:hAnsi="Arial Narrow"/>
@@ -23632,7 +23632,7 @@
     </w:p>
     <w:p>
       <w:pPr>
-        <w:pStyle w:val="BodyText"/>
+        <w:pStyle w:val="Corpodetexto"/>
         <w:jc w:val="both"/>
         <w:rPr>
           <w:rFonts w:ascii="Arial Narrow" w:hAnsi="Arial Narrow"/>
@@ -23641,7 +23641,7 @@
     </w:p>
     <w:p>
       <w:pPr>
-        <w:pStyle w:val="BodyText"/>
+        <w:pStyle w:val="Corpodetexto"/>
         <w:jc w:val="both"/>
         <w:rPr>
           <w:rFonts w:ascii="Arial Narrow" w:hAnsi="Arial Narrow"/>
@@ -23650,7 +23650,7 @@
     </w:p>
     <w:p>
       <w:pPr>
-        <w:pStyle w:val="BodyText"/>
+        <w:pStyle w:val="Corpodetexto"/>
         <w:jc w:val="both"/>
         <w:rPr>
           <w:rFonts w:ascii="Arial Narrow" w:hAnsi="Arial Narrow"/>
@@ -23659,7 +23659,7 @@
     </w:p>
     <w:p>
       <w:pPr>
-        <w:pStyle w:val="BodyText"/>
+        <w:pStyle w:val="Corpodetexto"/>
         <w:jc w:val="both"/>
         <w:rPr>
           <w:rFonts w:ascii="Arial Narrow" w:hAnsi="Arial Narrow"/>
@@ -23668,7 +23668,7 @@
     </w:p>
     <w:p>
       <w:pPr>
-        <w:pStyle w:val="BodyText"/>
+        <w:pStyle w:val="Corpodetexto"/>
         <w:jc w:val="both"/>
         <w:rPr>
           <w:rFonts w:ascii="Arial Narrow" w:hAnsi="Arial Narrow"/>
@@ -23677,7 +23677,7 @@
     </w:p>
     <w:p>
       <w:pPr>
-        <w:pStyle w:val="BodyText"/>
+        <w:pStyle w:val="Corpodetexto"/>
         <w:jc w:val="both"/>
         <w:rPr>
           <w:rFonts w:ascii="Arial Narrow" w:hAnsi="Arial Narrow"/>
@@ -23686,7 +23686,7 @@
     </w:p>
     <w:p>
       <w:pPr>
-        <w:pStyle w:val="BodyText"/>
+        <w:pStyle w:val="Corpodetexto"/>
         <w:jc w:val="both"/>
         <w:rPr>
           <w:rFonts w:ascii="Arial Narrow" w:hAnsi="Arial Narrow"/>
@@ -23709,7 +23709,7 @@
     </w:p>
     <w:p>
       <w:pPr>
-        <w:pStyle w:val="Heading1"/>
+        <w:pStyle w:val="Ttulo1"/>
         <w:spacing w:before="87"/>
         <w:ind w:right="212"/>
         <w:rPr>
@@ -23719,7 +23719,7 @@
     </w:p>
     <w:p>
       <w:pPr>
-        <w:pStyle w:val="BodyText"/>
+        <w:pStyle w:val="Corpodetexto"/>
         <w:jc w:val="both"/>
         <w:rPr>
           <w:rFonts w:ascii="Arial Narrow" w:hAnsi="Arial Narrow"/>
@@ -23728,7 +23728,7 @@
     </w:p>
     <w:p>
       <w:pPr>
-        <w:pStyle w:val="Heading1"/>
+        <w:pStyle w:val="Ttulo1"/>
         <w:spacing w:before="87"/>
         <w:ind w:right="212"/>
         <w:rPr>
@@ -23751,7 +23751,7 @@
     </w:p>
     <w:p>
       <w:pPr>
-        <w:pStyle w:val="BodyText"/>
+        <w:pStyle w:val="Corpodetexto"/>
         <w:spacing w:before="9"/>
         <w:ind w:left="0"/>
         <w:rPr>
@@ -23954,7 +23954,7 @@
           </mc:Choice>
           <mc:Fallback>
             <w:pict>
-              <v:group w14:anchorId="690745D8" id="Group 63" o:spid="_x0000_s1026" style="position:absolute;margin-left:30.4pt;margin-top:6.55pt;width:534.75pt;height:1pt;z-index:-251656192;mso-wrap-distance-left:0;mso-wrap-distance-right:0;mso-position-horizontal-relative:page" coordsize="67913,127" o:gfxdata="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">
+              <v:group w14:anchorId="3DC30052" id="Group 63" o:spid="_x0000_s1026" style="position:absolute;margin-left:30.4pt;margin-top:6.55pt;width:534.75pt;height:1pt;z-index:-251656192;mso-wrap-distance-left:0;mso-wrap-distance-right:0;mso-position-horizontal-relative:page" coordsize="67913,127" o:gfxdata="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">
                 <v:shape id="Graphic 64" o:spid="_x0000_s1027" style="position:absolute;width:67913;height:63;visibility:visible;mso-wrap-style:square;v-text-anchor:top" coordsize="6791325,6350" o:gfxdata="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" path="m6790943,6095l,6095,,,6790943,r,6095xe" fillcolor="#999" stroked="f">
                   <v:path arrowok="t"/>
                 </v:shape>
@@ -23973,7 +23973,7 @@
     </w:p>
     <w:p>
       <w:pPr>
-        <w:pStyle w:val="BodyText"/>
+        <w:pStyle w:val="Corpodetexto"/>
         <w:ind w:left="0"/>
         <w:rPr>
           <w:rFonts w:ascii="Arial Narrow" w:hAnsi="Arial Narrow"/>
@@ -23984,7 +23984,7 @@
     </w:p>
     <w:p>
       <w:pPr>
-        <w:pStyle w:val="BodyText"/>
+        <w:pStyle w:val="Corpodetexto"/>
         <w:spacing w:before="34"/>
         <w:ind w:left="0"/>
         <w:rPr>
@@ -23996,7 +23996,7 @@
     </w:p>
     <w:p>
       <w:pPr>
-        <w:pStyle w:val="BodyText"/>
+        <w:pStyle w:val="Corpodetexto"/>
         <w:spacing w:line="446" w:lineRule="auto"/>
         <w:ind w:left="42" w:right="6798"/>
         <w:rPr>
@@ -24030,7 +24030,7 @@
     </w:p>
     <w:p>
       <w:pPr>
-        <w:pStyle w:val="BodyText"/>
+        <w:pStyle w:val="Corpodetexto"/>
         <w:spacing w:line="206" w:lineRule="exact"/>
         <w:ind w:left="42"/>
         <w:rPr>
@@ -24066,7 +24066,7 @@
     </w:p>
     <w:p>
       <w:pPr>
-        <w:pStyle w:val="BodyText"/>
+        <w:pStyle w:val="Corpodetexto"/>
         <w:spacing w:before="3"/>
         <w:ind w:left="0"/>
         <w:rPr>
@@ -24267,7 +24267,7 @@
           </mc:Choice>
           <mc:Fallback>
             <w:pict>
-              <v:group w14:anchorId="59303AE5" id="Group 67" o:spid="_x0000_s1026" style="position:absolute;margin-left:30.4pt;margin-top:6.85pt;width:534.75pt;height:1pt;z-index:-251655168;mso-wrap-distance-left:0;mso-wrap-distance-right:0;mso-position-horizontal-relative:page" coordsize="67913,127" o:gfxdata="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">
+              <v:group w14:anchorId="157044B1" id="Group 67" o:spid="_x0000_s1026" style="position:absolute;margin-left:30.4pt;margin-top:6.85pt;width:534.75pt;height:1pt;z-index:-251655168;mso-wrap-distance-left:0;mso-wrap-distance-right:0;mso-position-horizontal-relative:page" coordsize="67913,127" o:gfxdata="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">
                 <v:shape id="Graphic 68" o:spid="_x0000_s1027" style="position:absolute;width:67913;height:63;visibility:visible;mso-wrap-style:square;v-text-anchor:top" coordsize="6791325,6350" o:gfxdata="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" path="m6790943,6095l,6095,,,6790943,r,6095xe" fillcolor="#999" stroked="f">
                   <v:path arrowok="t"/>
                 </v:shape>
@@ -24286,7 +24286,7 @@
     </w:p>
     <w:p>
       <w:pPr>
-        <w:pStyle w:val="BodyText"/>
+        <w:pStyle w:val="Corpodetexto"/>
         <w:spacing w:before="189"/>
         <w:ind w:left="0"/>
         <w:rPr>
@@ -24321,31 +24321,7 @@
         <w:rPr>
           <w:rFonts w:ascii="Arial Narrow" w:hAnsi="Arial Narrow"/>
         </w:rPr>
-        <w:t>10</w:t>
-      </w:r>
-      <w:r>
-        <w:rPr>
-          <w:rFonts w:ascii="Arial Narrow" w:hAnsi="Arial Narrow"/>
-        </w:rPr>
-        <w:t xml:space="preserve"> de</w:t>
-      </w:r>
-      <w:r>
-        <w:rPr>
-          <w:rFonts w:ascii="Arial Narrow" w:hAnsi="Arial Narrow"/>
-        </w:rPr>
-        <w:t xml:space="preserve"> </w:t>
-      </w:r>
-      <w:r>
-        <w:rPr>
-          <w:rFonts w:ascii="Arial Narrow" w:hAnsi="Arial Narrow"/>
-        </w:rPr>
-        <w:t>Dezembro</w:t>
-      </w:r>
-      <w:r>
-        <w:rPr>
-          <w:rFonts w:ascii="Arial Narrow" w:hAnsi="Arial Narrow"/>
-        </w:rPr>
-        <w:t xml:space="preserve"> de 2025</w:t>
+        <w:t>{{DATACRIACAOLAUDO}}</w:t>
       </w:r>
     </w:p>
     <w:p>
@@ -24700,7 +24676,7 @@
     </w:p>
     <w:p>
       <w:pPr>
-        <w:pStyle w:val="Heading1"/>
+        <w:pStyle w:val="Ttulo1"/>
         <w:spacing w:before="80"/>
         <w:ind w:right="120"/>
         <w:rPr>
@@ -24758,7 +24734,7 @@
   </w:p>
   <w:p>
     <w:pPr>
-      <w:pStyle w:val="Footer"/>
+      <w:pStyle w:val="Rodap"/>
       <w:jc w:val="both"/>
       <w:rPr>
         <w:rFonts w:ascii="Arial Narrow" w:hAnsi="Arial Narrow"/>
@@ -24957,7 +24933,7 @@
   </w:p>
   <w:p>
     <w:pPr>
-      <w:pStyle w:val="Footer"/>
+      <w:pStyle w:val="Rodap"/>
       <w:jc w:val="both"/>
       <w:rPr>
         <w:rFonts w:ascii="Arial Narrow" w:hAnsi="Arial Narrow"/>
@@ -24980,7 +24956,7 @@
   </w:p>
   <w:p>
     <w:pPr>
-      <w:pStyle w:val="Footer"/>
+      <w:pStyle w:val="Rodap"/>
       <w:jc w:val="both"/>
       <w:rPr>
         <w:rFonts w:ascii="Arial Narrow" w:hAnsi="Arial Narrow"/>
@@ -25003,7 +24979,7 @@
   </w:p>
   <w:p>
     <w:pPr>
-      <w:pStyle w:val="Footer"/>
+      <w:pStyle w:val="Rodap"/>
       <w:jc w:val="both"/>
       <w:rPr>
         <w:b/>
@@ -25046,12 +25022,12 @@
   </w:p>
   <w:p>
     <w:pPr>
-      <w:pStyle w:val="Footer"/>
+      <w:pStyle w:val="Rodap"/>
     </w:pPr>
   </w:p>
   <w:p>
     <w:pPr>
-      <w:pStyle w:val="Footer"/>
+      <w:pStyle w:val="Rodap"/>
     </w:pPr>
   </w:p>
 </w:ftr>
@@ -25079,7 +25055,7 @@
   </w:p>
   <w:p>
     <w:pPr>
-      <w:pStyle w:val="Footer"/>
+      <w:pStyle w:val="Rodap"/>
       <w:jc w:val="both"/>
       <w:rPr>
         <w:rFonts w:ascii="Arial Narrow" w:hAnsi="Arial Narrow"/>
@@ -25278,7 +25254,7 @@
   </w:p>
   <w:p>
     <w:pPr>
-      <w:pStyle w:val="Footer"/>
+      <w:pStyle w:val="Rodap"/>
       <w:jc w:val="both"/>
       <w:rPr>
         <w:rFonts w:ascii="Arial Narrow" w:hAnsi="Arial Narrow"/>
@@ -25301,7 +25277,7 @@
   </w:p>
   <w:p>
     <w:pPr>
-      <w:pStyle w:val="Footer"/>
+      <w:pStyle w:val="Rodap"/>
       <w:jc w:val="both"/>
       <w:rPr>
         <w:rFonts w:ascii="Arial Narrow" w:hAnsi="Arial Narrow"/>
@@ -25326,7 +25302,7 @@
   </w:p>
   <w:p>
     <w:pPr>
-      <w:pStyle w:val="Footer"/>
+      <w:pStyle w:val="Rodap"/>
       <w:jc w:val="both"/>
       <w:rPr>
         <w:b/>
@@ -25369,13 +25345,13 @@
   </w:p>
   <w:p>
     <w:pPr>
-      <w:pStyle w:val="Footer"/>
+      <w:pStyle w:val="Rodap"/>
     </w:pPr>
   </w:p>
   <w:bookmarkEnd w:id="2"/>
   <w:p>
     <w:pPr>
-      <w:pStyle w:val="Footer"/>
+      <w:pStyle w:val="Rodap"/>
     </w:pPr>
   </w:p>
 </w:ftr>
@@ -26662,7 +26638,7 @@
       <w:lang w:val="pt-PT"/>
     </w:rPr>
   </w:style>
-  <w:style w:type="paragraph" w:styleId="Heading1">
+  <w:style w:type="paragraph" w:styleId="Ttulo1">
     <w:name w:val="heading 1"/>
     <w:basedOn w:val="Normal"/>
     <w:uiPriority w:val="9"/>
@@ -26679,13 +26655,13 @@
       <w:szCs w:val="21"/>
     </w:rPr>
   </w:style>
-  <w:style w:type="character" w:default="1" w:styleId="DefaultParagraphFont">
+  <w:style w:type="character" w:default="1" w:styleId="Fontepargpadro">
     <w:name w:val="Default Paragraph Font"/>
     <w:uiPriority w:val="1"/>
     <w:semiHidden/>
     <w:unhideWhenUsed/>
   </w:style>
-  <w:style w:type="table" w:default="1" w:styleId="TableNormal">
+  <w:style w:type="table" w:default="1" w:styleId="Tabelanormal">
     <w:name w:val="Normal Table"/>
     <w:uiPriority w:val="99"/>
     <w:semiHidden/>
@@ -26700,7 +26676,7 @@
       </w:tblCellMar>
     </w:tblPr>
   </w:style>
-  <w:style w:type="numbering" w:default="1" w:styleId="NoList">
+  <w:style w:type="numbering" w:default="1" w:styleId="Semlista">
     <w:name w:val="No List"/>
     <w:uiPriority w:val="99"/>
     <w:semiHidden/>
@@ -26722,10 +26698,10 @@
       </w:tblCellMar>
     </w:tblPr>
   </w:style>
-  <w:style w:type="paragraph" w:styleId="BodyText">
+  <w:style w:type="paragraph" w:styleId="Corpodetexto">
     <w:name w:val="Body Text"/>
     <w:basedOn w:val="Normal"/>
-    <w:link w:val="BodyTextChar"/>
+    <w:link w:val="CorpodetextoChar"/>
     <w:uiPriority w:val="1"/>
     <w:qFormat/>
     <w:pPr>
@@ -26736,7 +26712,7 @@
       <w:szCs w:val="18"/>
     </w:rPr>
   </w:style>
-  <w:style w:type="paragraph" w:styleId="Title">
+  <w:style w:type="paragraph" w:styleId="Ttulo">
     <w:name w:val="Title"/>
     <w:basedOn w:val="Normal"/>
     <w:uiPriority w:val="10"/>
@@ -26752,7 +26728,7 @@
       <w:szCs w:val="48"/>
     </w:rPr>
   </w:style>
-  <w:style w:type="paragraph" w:styleId="ListParagraph">
+  <w:style w:type="paragraph" w:styleId="PargrafodaLista">
     <w:name w:val="List Paragraph"/>
     <w:basedOn w:val="Normal"/>
     <w:uiPriority w:val="1"/>
@@ -26771,10 +26747,10 @@
       <w:spacing w:before="49"/>
     </w:pPr>
   </w:style>
-  <w:style w:type="paragraph" w:styleId="Header">
+  <w:style w:type="paragraph" w:styleId="Cabealho">
     <w:name w:val="header"/>
     <w:basedOn w:val="Normal"/>
-    <w:link w:val="HeaderChar"/>
+    <w:link w:val="CabealhoChar"/>
     <w:uiPriority w:val="99"/>
     <w:unhideWhenUsed/>
     <w:rsid w:val="00C46AE0"/>
@@ -26785,10 +26761,10 @@
       </w:tabs>
     </w:pPr>
   </w:style>
-  <w:style w:type="character" w:customStyle="1" w:styleId="HeaderChar">
-    <w:name w:val="Header Char"/>
-    <w:basedOn w:val="DefaultParagraphFont"/>
-    <w:link w:val="Header"/>
+  <w:style w:type="character" w:customStyle="1" w:styleId="CabealhoChar">
+    <w:name w:val="Cabeçalho Char"/>
+    <w:basedOn w:val="Fontepargpadro"/>
+    <w:link w:val="Cabealho"/>
     <w:uiPriority w:val="99"/>
     <w:rsid w:val="00C46AE0"/>
     <w:rPr>
@@ -26796,10 +26772,10 @@
       <w:lang w:val="pt-PT"/>
     </w:rPr>
   </w:style>
-  <w:style w:type="paragraph" w:styleId="Footer">
+  <w:style w:type="paragraph" w:styleId="Rodap">
     <w:name w:val="footer"/>
     <w:basedOn w:val="Normal"/>
-    <w:link w:val="FooterChar"/>
+    <w:link w:val="RodapChar"/>
     <w:uiPriority w:val="99"/>
     <w:unhideWhenUsed/>
     <w:rsid w:val="00C46AE0"/>
@@ -26810,10 +26786,10 @@
       </w:tabs>
     </w:pPr>
   </w:style>
-  <w:style w:type="character" w:customStyle="1" w:styleId="FooterChar">
-    <w:name w:val="Footer Char"/>
-    <w:basedOn w:val="DefaultParagraphFont"/>
-    <w:link w:val="Footer"/>
+  <w:style w:type="character" w:customStyle="1" w:styleId="RodapChar">
+    <w:name w:val="Rodapé Char"/>
+    <w:basedOn w:val="Fontepargpadro"/>
+    <w:link w:val="Rodap"/>
     <w:uiPriority w:val="99"/>
     <w:rsid w:val="00C46AE0"/>
     <w:rPr>
@@ -26823,7 +26799,7 @@
   </w:style>
   <w:style w:type="character" w:styleId="Hyperlink">
     <w:name w:val="Hyperlink"/>
-    <w:basedOn w:val="DefaultParagraphFont"/>
+    <w:basedOn w:val="Fontepargpadro"/>
     <w:uiPriority w:val="99"/>
     <w:unhideWhenUsed/>
     <w:rsid w:val="00C46AE0"/>
@@ -26834,7 +26810,7 @@
   </w:style>
   <w:style w:type="table" w:customStyle="1" w:styleId="table">
     <w:name w:val="table"/>
-    <w:basedOn w:val="TableNormal"/>
+    <w:basedOn w:val="Tabelanormal"/>
     <w:rsid w:val="0069702F"/>
     <w:pPr>
       <w:widowControl/>
@@ -26851,7 +26827,7 @@
   </w:style>
   <w:style w:type="table" w:customStyle="1" w:styleId="tabletable">
     <w:name w:val="table_table"/>
-    <w:basedOn w:val="TableNormal"/>
+    <w:basedOn w:val="Tabelanormal"/>
     <w:rsid w:val="0069702F"/>
     <w:pPr>
       <w:widowControl/>
@@ -26868,13 +26844,13 @@
   </w:style>
   <w:style w:type="character" w:customStyle="1" w:styleId="anyCharacter">
     <w:name w:val="any Character"/>
-    <w:basedOn w:val="DefaultParagraphFont"/>
+    <w:basedOn w:val="Fontepargpadro"/>
     <w:rsid w:val="0069702F"/>
   </w:style>
-  <w:style w:type="character" w:customStyle="1" w:styleId="BodyTextChar">
-    <w:name w:val="Body Text Char"/>
-    <w:basedOn w:val="DefaultParagraphFont"/>
-    <w:link w:val="BodyText"/>
+  <w:style w:type="character" w:customStyle="1" w:styleId="CorpodetextoChar">
+    <w:name w:val="Corpo de texto Char"/>
+    <w:basedOn w:val="Fontepargpadro"/>
+    <w:link w:val="Corpodetexto"/>
     <w:uiPriority w:val="1"/>
     <w:rsid w:val="00230C03"/>
     <w:rPr>

--- a/modelos/modelo_pcmso_completo.docx
+++ b/modelos/modelo_pcmso_completo.docx
@@ -91,7 +91,7 @@
           </mc:Choice>
           <mc:Fallback>
             <w:pict>
-              <v:group w14:anchorId="351C9276" id="Group 1" o:spid="_x0000_s1026" style="width:537.1pt;height:239pt;mso-position-horizontal-relative:char;mso-position-vertical-relative:line" coordsize="68211,30353" o:gfxdata="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">
+              <v:group w14:anchorId="7DD2B0E4" id="Group 1" o:spid="_x0000_s1026" style="width:537.1pt;height:239pt;mso-position-horizontal-relative:char;mso-position-vertical-relative:line" coordsize="68211,30353" o:gfxdata="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">
                 <v:shapetype id="_x0000_t75" coordsize="21600,21600" o:spt="75" o:preferrelative="t" path="m@4@5l@4@11@9@11@9@5xe" filled="f" stroked="f">
                   <v:stroke joinstyle="miter"/>
                   <v:formulas>
@@ -454,7 +454,7 @@
           </mc:Choice>
           <mc:Fallback>
             <w:pict>
-              <v:group w14:anchorId="5FC20CD2" id="Group 4" o:spid="_x0000_s1026" style="position:absolute;margin-left:30pt;margin-top:15.7pt;width:537.1pt;height:1pt;z-index:-251662336;mso-wrap-distance-left:0;mso-wrap-distance-right:0;mso-position-horizontal-relative:page" coordsize="68211,127" o:gfxdata="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">
+              <v:group w14:anchorId="3E41BD95" id="Group 4" o:spid="_x0000_s1026" style="position:absolute;margin-left:30pt;margin-top:15.7pt;width:537.1pt;height:1pt;z-index:-251662336;mso-wrap-distance-left:0;mso-wrap-distance-right:0;mso-position-horizontal-relative:page" coordsize="68211,127" o:gfxdata="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">
                 <v:shape id="Graphic 5" o:spid="_x0000_s1027" style="position:absolute;width:68211;height:63;visibility:visible;mso-wrap-style:square;v-text-anchor:top" coordsize="6821170,6350" o:gfxdata="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" path="m6820792,6350l,6350,,,6820792,r,6350xe" fillcolor="#999" stroked="f">
                   <v:path arrowok="t"/>
                 </v:shape>
@@ -551,7 +551,7 @@
           </mc:Choice>
           <mc:Fallback>
             <w:pict>
-              <v:shape w14:anchorId="19346602" id="Graphic 8" o:spid="_x0000_s1026" style="position:absolute;margin-left:28.5pt;margin-top:21.2pt;width:538.6pt;height:10pt;z-index:-251659264;visibility:visible;mso-wrap-style:square;mso-wrap-distance-left:0;mso-wrap-distance-top:0;mso-wrap-distance-right:0;mso-wrap-distance-bottom:0;mso-position-horizontal:absolute;mso-position-horizontal-relative:page;mso-position-vertical:absolute;mso-position-vertical-relative:text;v-text-anchor:top" coordsize="6840220,127000" o:gfxdata="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" path="m6839842,127000l,127000,,,6839842,r,127000xe" fillcolor="#12538f" stroked="f">
+              <v:shape w14:anchorId="0E7F15E5" id="Graphic 8" o:spid="_x0000_s1026" style="position:absolute;margin-left:28.5pt;margin-top:21.2pt;width:538.6pt;height:10pt;z-index:-251659264;visibility:visible;mso-wrap-style:square;mso-wrap-distance-left:0;mso-wrap-distance-top:0;mso-wrap-distance-right:0;mso-wrap-distance-bottom:0;mso-position-horizontal:absolute;mso-position-horizontal-relative:page;mso-position-vertical:absolute;mso-position-vertical-relative:text;v-text-anchor:top" coordsize="6840220,127000" o:gfxdata="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" path="m6839842,127000l,127000,,,6839842,r,127000xe" fillcolor="#12538f" stroked="f">
                 <v:path arrowok="t"/>
                 <w10:wrap type="topAndBottom" anchorx="page"/>
               </v:shape>
@@ -931,7 +931,7 @@
           </mc:Choice>
           <mc:Fallback>
             <w:pict>
-              <v:group w14:anchorId="73D2893F" id="Group 9" o:spid="_x0000_s1026" style="position:absolute;margin-left:33pt;margin-top:16pt;width:534.1pt;height:1pt;z-index:-251657728;mso-wrap-distance-left:0;mso-wrap-distance-right:0;mso-position-horizontal-relative:page" coordsize="67830,127" o:gfxdata="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">
+              <v:group w14:anchorId="6B253A13" id="Group 9" o:spid="_x0000_s1026" style="position:absolute;margin-left:33pt;margin-top:16pt;width:534.1pt;height:1pt;z-index:-251657728;mso-wrap-distance-left:0;mso-wrap-distance-right:0;mso-position-horizontal-relative:page" coordsize="67830,127" o:gfxdata="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">
                 <v:shape id="Graphic 10" o:spid="_x0000_s1027" style="position:absolute;width:67830;height:63;visibility:visible;mso-wrap-style:square;v-text-anchor:top" coordsize="6783070,6350" o:gfxdata="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" path="m6782692,6350l,6350,,,6782692,r,6350xe" fillcolor="#999" stroked="f">
                   <v:path arrowok="t"/>
                 </v:shape>
@@ -2071,7 +2071,7 @@
           </mc:Choice>
           <mc:Fallback>
             <w:pict>
-              <v:group w14:anchorId="65F32509" id="Group 32" o:spid="_x0000_s1026" style="position:absolute;margin-left:30.5pt;margin-top:14.55pt;width:535pt;height:1pt;z-index:251654656;mso-wrap-distance-left:0;mso-wrap-distance-right:0;mso-position-horizontal-relative:page" coordsize="67945,127" o:gfxdata="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">
+              <v:group w14:anchorId="5BAAF4F6" id="Group 32" o:spid="_x0000_s1026" style="position:absolute;margin-left:30.5pt;margin-top:14.55pt;width:535pt;height:1pt;z-index:251654656;mso-wrap-distance-left:0;mso-wrap-distance-right:0;mso-position-horizontal-relative:page" coordsize="67945,127" o:gfxdata="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">
                 <v:shape id="Graphic 33" o:spid="_x0000_s1027" style="position:absolute;width:67945;height:63;visibility:visible;mso-wrap-style:square;v-text-anchor:top" coordsize="6794500,6350" o:gfxdata="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" path="m6794500,6350l,6350,,,6794500,r,6350xe" fillcolor="#999" stroked="f">
                   <v:path arrowok="t"/>
                 </v:shape>
@@ -2279,7 +2279,7 @@
           </mc:Choice>
           <mc:Fallback>
             <w:pict>
-              <v:group w14:anchorId="24E5FE00" id="Group 36" o:spid="_x0000_s1026" style="position:absolute;margin-left:30.5pt;margin-top:42.05pt;width:535pt;height:1pt;z-index:251656704;mso-wrap-distance-left:0;mso-wrap-distance-right:0;mso-position-horizontal-relative:page" coordsize="67945,127" o:gfxdata="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">
+              <v:group w14:anchorId="040A7698" id="Group 36" o:spid="_x0000_s1026" style="position:absolute;margin-left:30.5pt;margin-top:42.05pt;width:535pt;height:1pt;z-index:251656704;mso-wrap-distance-left:0;mso-wrap-distance-right:0;mso-position-horizontal-relative:page" coordsize="67945,127" o:gfxdata="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">
                 <v:shape id="Graphic 37" o:spid="_x0000_s1027" style="position:absolute;width:67945;height:63;visibility:visible;mso-wrap-style:square;v-text-anchor:top" coordsize="6794500,6350" o:gfxdata="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" path="m6794500,6350l,6350,,,6794500,r,6350xe" fillcolor="#999" stroked="f">
                   <v:path arrowok="t"/>
                 </v:shape>
@@ -2633,28 +2633,28 @@
           </w:tcPr>
           <w:p>
             <w:pPr>
+              <w:pStyle w:val="Corpodetexto"/>
+              <w:spacing w:before="189"/>
+              <w:ind w:left="0"/>
+              <w:rPr>
+                <w:rFonts w:ascii="Arial Narrow" w:hAnsi="Arial Narrow"/>
+              </w:rPr>
+            </w:pPr>
+            <w:r>
+              <w:rPr>
+                <w:rFonts w:ascii="Arial Narrow" w:hAnsi="Arial Narrow"/>
+              </w:rPr>
+              <w:t>{{DATACRIACAOLAUDO}}</w:t>
+            </w:r>
+          </w:p>
+          <w:p>
+            <w:pPr>
               <w:rPr>
                 <w:rFonts w:ascii="Arial Narrow" w:hAnsi="Arial Narrow"/>
                 <w:sz w:val="20"/>
                 <w:szCs w:val="20"/>
               </w:rPr>
             </w:pPr>
-            <w:r>
-              <w:rPr>
-                <w:rFonts w:ascii="Arial Narrow" w:hAnsi="Arial Narrow"/>
-                <w:sz w:val="20"/>
-                <w:szCs w:val="20"/>
-              </w:rPr>
-              <w:t>{{DATAATUAL</w:t>
-            </w:r>
-            <w:r>
-              <w:rPr>
-                <w:rFonts w:ascii="Arial Narrow" w:hAnsi="Arial Narrow"/>
-                <w:sz w:val="20"/>
-                <w:szCs w:val="20"/>
-              </w:rPr>
-              <w:t>}}</w:t>
-            </w:r>
           </w:p>
         </w:tc>
       </w:tr>
@@ -2851,7 +2851,7 @@
           </mc:Choice>
           <mc:Fallback>
             <w:pict>
-              <v:group w14:anchorId="5129B1F8" id="Group 45" o:spid="_x0000_s1026" style="position:absolute;margin-left:30.5pt;margin-top:93.5pt;width:535pt;height:1pt;z-index:-251656704;mso-wrap-distance-left:0;mso-wrap-distance-right:0;mso-position-horizontal-relative:page" coordsize="67945,127" o:gfxdata="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">
+              <v:group w14:anchorId="2B221BA1" id="Group 45" o:spid="_x0000_s1026" style="position:absolute;margin-left:30.5pt;margin-top:93.5pt;width:535pt;height:1pt;z-index:-251656704;mso-wrap-distance-left:0;mso-wrap-distance-right:0;mso-position-horizontal-relative:page" coordsize="67945,127" o:gfxdata="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">
                 <v:shape id="Graphic 46" o:spid="_x0000_s1027" style="position:absolute;width:67945;height:63;visibility:visible;mso-wrap-style:square;v-text-anchor:top" coordsize="6794500,6350" o:gfxdata="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" path="m6794500,6350l,6350,,,6794500,r,6350xe" fillcolor="#999" stroked="f">
                   <v:path arrowok="t"/>
                 </v:shape>
@@ -15814,15 +15814,25 @@
         </w:rPr>
         <w:t xml:space="preserve">conforme calendário de vacinação ocupacional atualizado pela SBIM (Sociedade Brasileira de Imunizações). </w:t>
       </w:r>
-      <w:hyperlink r:id="rId16">
-        <w:r>
-          <w:rPr>
-            <w:rFonts w:ascii="Arial Narrow" w:hAnsi="Arial Narrow"/>
-            <w:color w:val="003366"/>
-          </w:rPr>
-          <w:t>https://sbim.org.br/images/calendarios/calend-sbim-ocupacional.pdf</w:t>
-        </w:r>
-      </w:hyperlink>
+      <w:r>
+        <w:fldChar w:fldCharType="begin"/>
+      </w:r>
+      <w:r>
+        <w:instrText>HYPERLINK "https://sbim.org.br/images/calendarios/calend-sbim-ocupacional.pdf" \h</w:instrText>
+      </w:r>
+      <w:r>
+        <w:fldChar w:fldCharType="separate"/>
+      </w:r>
+      <w:r>
+        <w:rPr>
+          <w:rFonts w:ascii="Arial Narrow" w:hAnsi="Arial Narrow"/>
+          <w:color w:val="003366"/>
+        </w:rPr>
+        <w:t>https://sbim.org.br/images/calendarios/calend-sbim-ocupacional.pdf</w:t>
+      </w:r>
+      <w:r>
+        <w:fldChar w:fldCharType="end"/>
+      </w:r>
     </w:p>
     <w:p>
       <w:pPr>
@@ -20403,7 +20413,25 @@
                 <w:color w:val="000000"/>
                 <w:lang w:val="pt-BR"/>
               </w:rPr>
-              <w:t>{{N°FUNC}}</w:t>
+              <w:t>{{</w:t>
+            </w:r>
+            <w:proofErr w:type="spellStart"/>
+            <w:r>
+              <w:rPr>
+                <w:rFonts w:ascii="Arial Narrow" w:eastAsia="Arial" w:hAnsi="Arial Narrow" w:cs="Arial"/>
+                <w:color w:val="000000"/>
+                <w:lang w:val="pt-BR"/>
+              </w:rPr>
+              <w:t>N°FUNC</w:t>
+            </w:r>
+            <w:proofErr w:type="spellEnd"/>
+            <w:r>
+              <w:rPr>
+                <w:rFonts w:ascii="Arial Narrow" w:eastAsia="Arial" w:hAnsi="Arial Narrow" w:cs="Arial"/>
+                <w:color w:val="000000"/>
+                <w:lang w:val="pt-BR"/>
+              </w:rPr>
+              <w:t>}}</w:t>
             </w:r>
           </w:p>
         </w:tc>
@@ -22040,6 +22068,23 @@
           <w:rFonts w:ascii="Arial Narrow" w:hAnsi="Arial Narrow"/>
         </w:rPr>
       </w:pPr>
+    </w:p>
+    <w:p>
+      <w:pPr>
+        <w:jc w:val="center"/>
+        <w:rPr>
+          <w:b/>
+          <w:bCs/>
+        </w:rPr>
+      </w:pPr>
+      <w:r>
+        <w:rPr>
+          <w:b/>
+          <w:bCs/>
+        </w:rPr>
+        <w:lastRenderedPageBreak/>
+        <w:t>INVENTÁRIO DE RISCOS</w:t>
+      </w:r>
     </w:p>
     <w:p>
       <w:pPr>
@@ -23954,7 +23999,7 @@
           </mc:Choice>
           <mc:Fallback>
             <w:pict>
-              <v:group w14:anchorId="3DC30052" id="Group 63" o:spid="_x0000_s1026" style="position:absolute;margin-left:30.4pt;margin-top:6.55pt;width:534.75pt;height:1pt;z-index:-251656192;mso-wrap-distance-left:0;mso-wrap-distance-right:0;mso-position-horizontal-relative:page" coordsize="67913,127" o:gfxdata="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">
+              <v:group w14:anchorId="2A3BB97A" id="Group 63" o:spid="_x0000_s1026" style="position:absolute;margin-left:30.4pt;margin-top:6.55pt;width:534.75pt;height:1pt;z-index:-251656192;mso-wrap-distance-left:0;mso-wrap-distance-right:0;mso-position-horizontal-relative:page" coordsize="67913,127" o:gfxdata="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">
                 <v:shape id="Graphic 64" o:spid="_x0000_s1027" style="position:absolute;width:67913;height:63;visibility:visible;mso-wrap-style:square;v-text-anchor:top" coordsize="6791325,6350" o:gfxdata="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" path="m6790943,6095l,6095,,,6790943,r,6095xe" fillcolor="#999" stroked="f">
                   <v:path arrowok="t"/>
                 </v:shape>
@@ -24267,7 +24312,7 @@
           </mc:Choice>
           <mc:Fallback>
             <w:pict>
-              <v:group w14:anchorId="157044B1" id="Group 67" o:spid="_x0000_s1026" style="position:absolute;margin-left:30.4pt;margin-top:6.85pt;width:534.75pt;height:1pt;z-index:-251655168;mso-wrap-distance-left:0;mso-wrap-distance-right:0;mso-position-horizontal-relative:page" coordsize="67913,127" o:gfxdata="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">
+              <v:group w14:anchorId="03364191" id="Group 67" o:spid="_x0000_s1026" style="position:absolute;margin-left:30.4pt;margin-top:6.85pt;width:534.75pt;height:1pt;z-index:-251655168;mso-wrap-distance-left:0;mso-wrap-distance-right:0;mso-position-horizontal-relative:page" coordsize="67913,127" o:gfxdata="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">
                 <v:shape id="Graphic 68" o:spid="_x0000_s1027" style="position:absolute;width:67913;height:63;visibility:visible;mso-wrap-style:square;v-text-anchor:top" coordsize="6791325,6350" o:gfxdata="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" path="m6790943,6095l,6095,,,6790943,r,6095xe" fillcolor="#999" stroked="f">
                   <v:path arrowok="t"/>
                 </v:shape>
@@ -24392,7 +24437,7 @@
                     <pic:cNvPicPr/>
                   </pic:nvPicPr>
                   <pic:blipFill>
-                    <a:blip r:embed="rId17" cstate="print">
+                    <a:blip r:embed="rId16" cstate="print">
                       <a:extLst>
                         <a:ext uri="{28A0092B-C50C-407E-A947-70E740481C1C}">
                           <a14:useLocalDpi xmlns:a14="http://schemas.microsoft.com/office/drawing/2010/main" val="0"/>

--- a/modelos/modelo_pcmso_completo.docx
+++ b/modelos/modelo_pcmso_completo.docx
@@ -1282,24 +1282,10 @@
             </w:tcMar>
           </w:tcPr>
           <w:p>
-            <w:pPr>
-              <w:rPr>
-                <w:rFonts w:ascii="Arial Narrow" w:eastAsia="Arial" w:hAnsi="Arial Narrow" w:cs="Arial"/>
+            <w:r>
+              <w:rPr>
+                <w:rFonts w:ascii="Arial Narrow" w:hAnsi="Arial Narrow"/>
                 <w:b/>
-                <w:bCs/>
-                <w:color w:val="000000"/>
-                <w:lang w:val="pt-BR"/>
-              </w:rPr>
-            </w:pPr>
-            <w:bookmarkStart w:id="0" w:name="_Hlk206747395"/>
-            <w:bookmarkStart w:id="1" w:name="_Hlk205904404"/>
-            <w:r>
-              <w:rPr>
-                <w:rFonts w:ascii="Arial Narrow" w:eastAsia="Arial" w:hAnsi="Arial Narrow" w:cs="Arial"/>
-                <w:b/>
-                <w:bCs/>
-                <w:color w:val="000000"/>
-                <w:lang w:val="pt-BR"/>
               </w:rPr>
               <w:t>EMPRESA</w:t>
             </w:r>
@@ -1316,17 +1302,9 @@
             </w:tcMar>
           </w:tcPr>
           <w:p>
-            <w:pPr>
-              <w:rPr>
-                <w:rFonts w:ascii="Arial Narrow" w:eastAsia="Arial" w:hAnsi="Arial Narrow" w:cs="Arial"/>
-                <w:color w:val="000000"/>
-                <w:lang w:val="pt-BR"/>
-              </w:rPr>
-            </w:pPr>
             <w:r>
               <w:rPr>
                 <w:rFonts w:ascii="Arial Narrow" w:hAnsi="Arial Narrow"/>
-                <w:color w:val="000000"/>
               </w:rPr>
               <w:t>{{EMPRESA}}</w:t>
             </w:r>
@@ -1348,24 +1326,12 @@
             </w:tcMar>
           </w:tcPr>
           <w:p>
-            <w:pPr>
-              <w:rPr>
-                <w:rFonts w:ascii="Arial Narrow" w:eastAsia="Arial" w:hAnsi="Arial Narrow" w:cs="Arial"/>
+            <w:r>
+              <w:rPr>
+                <w:rFonts w:ascii="Arial Narrow" w:hAnsi="Arial Narrow"/>
                 <w:b/>
-                <w:bCs/>
-                <w:color w:val="000000"/>
-                <w:lang w:val="pt-BR"/>
-              </w:rPr>
-            </w:pPr>
-            <w:r>
-              <w:rPr>
-                <w:rFonts w:ascii="Arial Narrow" w:eastAsia="Arial" w:hAnsi="Arial Narrow" w:cs="Arial"/>
-                <w:b/>
-                <w:bCs/>
-                <w:color w:val="000000"/>
-                <w:lang w:val="pt-BR"/>
-              </w:rPr>
-              <w:t>CNPJ</w:t>
+              </w:rPr>
+              <w:t>ENDEREÇO</w:t>
             </w:r>
           </w:p>
         </w:tc>
@@ -1380,18 +1346,10 @@
             </w:tcMar>
           </w:tcPr>
           <w:p>
-            <w:pPr>
+            <w:r>
               <w:rPr>
                 <w:rFonts w:ascii="Arial Narrow" w:hAnsi="Arial Narrow"/>
-                <w:color w:val="000000"/>
-              </w:rPr>
-            </w:pPr>
-            <w:r>
-              <w:rPr>
-                <w:rFonts w:ascii="Arial Narrow" w:hAnsi="Arial Narrow"/>
-                <w:color w:val="000000"/>
-              </w:rPr>
-              <w:t>{{CNPJ}}</w:t>
+              </w:rPr>
             </w:r>
           </w:p>
         </w:tc>
@@ -1412,25 +1370,12 @@
             </w:tcMar>
           </w:tcPr>
           <w:p>
-            <w:pPr>
-              <w:shd w:val="clear" w:color="auto" w:fill="F9F9F9"/>
-              <w:rPr>
-                <w:rFonts w:ascii="Arial Narrow" w:eastAsia="Arial" w:hAnsi="Arial Narrow" w:cs="Arial"/>
+            <w:r>
+              <w:rPr>
+                <w:rFonts w:ascii="Arial Narrow" w:hAnsi="Arial Narrow"/>
                 <w:b/>
-                <w:bCs/>
-                <w:color w:val="000000"/>
-                <w:lang w:val="pt-BR"/>
-              </w:rPr>
-            </w:pPr>
-            <w:r>
-              <w:rPr>
-                <w:rFonts w:ascii="Arial Narrow" w:eastAsia="Arial" w:hAnsi="Arial Narrow" w:cs="Arial"/>
-                <w:b/>
-                <w:bCs/>
-                <w:color w:val="000000"/>
-                <w:lang w:val="pt-BR"/>
-              </w:rPr>
-              <w:t>ENDEREÇO</w:t>
+              </w:rPr>
+              <w:t>BAIRRO / CIDADE</w:t>
             </w:r>
           </w:p>
         </w:tc>
@@ -1446,14 +1391,11 @@
             </w:tcMar>
           </w:tcPr>
           <w:p>
-            <w:pPr>
-              <w:shd w:val="clear" w:color="auto" w:fill="F9F9F9"/>
-              <w:rPr>
-                <w:rFonts w:ascii="Arial Narrow" w:eastAsia="Arial" w:hAnsi="Arial Narrow" w:cs="Arial"/>
-                <w:color w:val="000000"/>
-                <w:lang w:val="pt-BR"/>
-              </w:rPr>
-            </w:pPr>
+            <w:r>
+              <w:rPr>
+                <w:rFonts w:ascii="Arial Narrow" w:hAnsi="Arial Narrow"/>
+              </w:rPr>
+            </w:r>
           </w:p>
         </w:tc>
       </w:tr>
@@ -1472,24 +1414,12 @@
             </w:tcMar>
           </w:tcPr>
           <w:p>
-            <w:pPr>
-              <w:rPr>
-                <w:rFonts w:ascii="Arial Narrow" w:eastAsia="Arial" w:hAnsi="Arial Narrow" w:cs="Arial"/>
+            <w:r>
+              <w:rPr>
+                <w:rFonts w:ascii="Arial Narrow" w:hAnsi="Arial Narrow"/>
                 <w:b/>
-                <w:bCs/>
-                <w:color w:val="000000"/>
-                <w:lang w:val="pt-BR"/>
-              </w:rPr>
-            </w:pPr>
-            <w:r>
-              <w:rPr>
-                <w:rFonts w:ascii="Arial Narrow" w:eastAsia="Arial" w:hAnsi="Arial Narrow" w:cs="Arial"/>
-                <w:b/>
-                <w:bCs/>
-                <w:color w:val="000000"/>
-                <w:lang w:val="pt-BR"/>
-              </w:rPr>
-              <w:t>BAIRRO / CIDADE</w:t>
+              </w:rPr>
+              <w:t>CEP</w:t>
             </w:r>
           </w:p>
         </w:tc>
@@ -1504,13 +1434,11 @@
             </w:tcMar>
           </w:tcPr>
           <w:p>
-            <w:pPr>
-              <w:rPr>
-                <w:rFonts w:ascii="Arial Narrow" w:eastAsia="Arial" w:hAnsi="Arial Narrow" w:cs="Arial"/>
-                <w:color w:val="000000"/>
-                <w:lang w:val="pt-BR"/>
-              </w:rPr>
-            </w:pPr>
+            <w:r>
+              <w:rPr>
+                <w:rFonts w:ascii="Arial Narrow" w:hAnsi="Arial Narrow"/>
+              </w:rPr>
+            </w:r>
           </w:p>
         </w:tc>
       </w:tr>
@@ -1530,25 +1458,12 @@
             </w:tcMar>
           </w:tcPr>
           <w:p>
-            <w:pPr>
-              <w:shd w:val="clear" w:color="auto" w:fill="F9F9F9"/>
-              <w:rPr>
-                <w:rFonts w:ascii="Arial Narrow" w:eastAsia="Arial" w:hAnsi="Arial Narrow" w:cs="Arial"/>
+            <w:r>
+              <w:rPr>
+                <w:rFonts w:ascii="Arial Narrow" w:hAnsi="Arial Narrow"/>
                 <w:b/>
-                <w:bCs/>
-                <w:color w:val="000000"/>
-                <w:lang w:val="pt-BR"/>
-              </w:rPr>
-            </w:pPr>
-            <w:r>
-              <w:rPr>
-                <w:rFonts w:ascii="Arial Narrow" w:eastAsia="Arial" w:hAnsi="Arial Narrow" w:cs="Arial"/>
-                <w:b/>
-                <w:bCs/>
-                <w:color w:val="000000"/>
-                <w:lang w:val="pt-BR"/>
-              </w:rPr>
-              <w:t>CEP</w:t>
+              </w:rPr>
+              <w:t>CNPJ</w:t>
             </w:r>
           </w:p>
         </w:tc>
@@ -1564,14 +1479,12 @@
             </w:tcMar>
           </w:tcPr>
           <w:p>
-            <w:pPr>
-              <w:shd w:val="clear" w:color="auto" w:fill="F9F9F9"/>
-              <w:rPr>
-                <w:rFonts w:ascii="Arial Narrow" w:eastAsia="Arial" w:hAnsi="Arial Narrow" w:cs="Arial"/>
-                <w:color w:val="000000"/>
-                <w:lang w:val="pt-BR"/>
-              </w:rPr>
-            </w:pPr>
+            <w:r>
+              <w:rPr>
+                <w:rFonts w:ascii="Arial Narrow" w:hAnsi="Arial Narrow"/>
+              </w:rPr>
+              <w:t>{{CNPJ}}</w:t>
+            </w:r>
           </w:p>
         </w:tc>
       </w:tr>
@@ -1594,25 +1507,12 @@
             </w:tcMar>
           </w:tcPr>
           <w:p>
-            <w:pPr>
-              <w:shd w:val="clear" w:color="auto" w:fill="F9F9F9"/>
-              <w:rPr>
-                <w:rFonts w:ascii="Arial Narrow" w:eastAsia="Arial" w:hAnsi="Arial Narrow" w:cs="Arial"/>
+            <w:r>
+              <w:rPr>
+                <w:rFonts w:ascii="Arial Narrow" w:hAnsi="Arial Narrow"/>
                 <w:b/>
-                <w:bCs/>
-                <w:color w:val="000000"/>
-                <w:lang w:val="pt-BR"/>
-              </w:rPr>
-            </w:pPr>
-            <w:r>
-              <w:rPr>
-                <w:rFonts w:ascii="Arial Narrow" w:eastAsia="Arial" w:hAnsi="Arial Narrow" w:cs="Arial"/>
-                <w:b/>
-                <w:bCs/>
-                <w:color w:val="000000"/>
-                <w:lang w:val="pt-BR"/>
-              </w:rPr>
-              <w:t>FUNCIONÁRIOS</w:t>
+              </w:rPr>
+              <w:t>CNAE</w:t>
             </w:r>
           </w:p>
         </w:tc>
@@ -1631,14 +1531,11 @@
             </w:tcMar>
           </w:tcPr>
           <w:p>
-            <w:pPr>
-              <w:shd w:val="clear" w:color="auto" w:fill="F9F9F9"/>
-              <w:rPr>
-                <w:rFonts w:ascii="Arial Narrow" w:eastAsia="Arial" w:hAnsi="Arial Narrow" w:cs="Arial"/>
-                <w:color w:val="000000"/>
-                <w:lang w:val="pt-BR"/>
-              </w:rPr>
-            </w:pPr>
+            <w:r>
+              <w:rPr>
+                <w:rFonts w:ascii="Arial Narrow" w:hAnsi="Arial Narrow"/>
+              </w:rPr>
+            </w:r>
           </w:p>
         </w:tc>
       </w:tr>
@@ -1660,24 +1557,12 @@
             </w:tcMar>
           </w:tcPr>
           <w:p>
-            <w:pPr>
-              <w:rPr>
-                <w:rFonts w:ascii="Arial Narrow" w:eastAsia="Arial" w:hAnsi="Arial Narrow" w:cs="Arial"/>
+            <w:r>
+              <w:rPr>
+                <w:rFonts w:ascii="Arial Narrow" w:hAnsi="Arial Narrow"/>
                 <w:b/>
-                <w:bCs/>
-                <w:color w:val="000000"/>
-                <w:lang w:val="pt-BR"/>
-              </w:rPr>
-            </w:pPr>
-            <w:r>
-              <w:rPr>
-                <w:rFonts w:ascii="Arial Narrow" w:eastAsia="Arial" w:hAnsi="Arial Narrow" w:cs="Arial"/>
-                <w:b/>
-                <w:bCs/>
-                <w:color w:val="000000"/>
-                <w:lang w:val="pt-BR"/>
-              </w:rPr>
-              <w:t>VIGÊNCIA</w:t>
+              </w:rPr>
+              <w:t>DESCRIÇÃO DA ATIVIDADE</w:t>
             </w:r>
           </w:p>
         </w:tc>
@@ -1695,38 +1580,260 @@
             </w:tcMar>
           </w:tcPr>
           <w:p>
-            <w:pPr>
-              <w:rPr>
-                <w:rFonts w:ascii="Arial Narrow" w:eastAsia="Arial" w:hAnsi="Arial Narrow" w:cs="Arial"/>
-                <w:color w:val="000000"/>
-                <w:lang w:val="pt-BR"/>
-              </w:rPr>
-            </w:pPr>
             <w:r>
               <w:rPr>
                 <w:rFonts w:ascii="Arial Narrow" w:hAnsi="Arial Narrow"/>
-                <w:color w:val="000000"/>
-              </w:rPr>
-              <w:t>{{DATAATUAL}}</w:t>
-            </w:r>
-            <w:r>
-              <w:rPr>
-                <w:rFonts w:ascii="Arial Narrow" w:hAnsi="Arial Narrow"/>
-                <w:color w:val="000000"/>
-              </w:rPr>
-              <w:t xml:space="preserve"> </w:t>
-            </w:r>
-            <w:r>
-              <w:rPr>
-                <w:rFonts w:ascii="Arial Narrow" w:hAnsi="Arial Narrow"/>
-                <w:color w:val="000000"/>
-              </w:rPr>
-              <w:t>– {{DATAFINAL}}</w:t>
+              </w:rPr>
             </w:r>
           </w:p>
         </w:tc>
       </w:tr>
       <w:bookmarkEnd w:id="0"/>
+      <w:tr>
+        <w:tc>
+          <w:tcPr>
+            <w:tcW w:type="dxa" w:w="3983"/>
+          </w:tcPr>
+          <w:p>
+            <w:r>
+              <w:rPr>
+                <w:rFonts w:ascii="Arial Narrow" w:hAnsi="Arial Narrow"/>
+                <w:b/>
+              </w:rPr>
+              <w:t>GRAU DE RISCO</w:t>
+            </w:r>
+          </w:p>
+        </w:tc>
+        <w:tc>
+          <w:tcPr>
+            <w:tcW w:type="dxa" w:w="7182"/>
+          </w:tcPr>
+          <w:p>
+            <w:r>
+              <w:rPr>
+                <w:rFonts w:ascii="Arial Narrow" w:hAnsi="Arial Narrow"/>
+              </w:rPr>
+            </w:r>
+          </w:p>
+        </w:tc>
+      </w:tr>
+      <w:tr>
+        <w:tc>
+          <w:tcPr>
+            <w:tcW w:type="dxa" w:w="3983"/>
+          </w:tcPr>
+          <w:p>
+            <w:r>
+              <w:rPr>
+                <w:rFonts w:ascii="Arial Narrow" w:hAnsi="Arial Narrow"/>
+                <w:b/>
+              </w:rPr>
+              <w:t>CNAE (SECUNDÁRIO)</w:t>
+            </w:r>
+          </w:p>
+        </w:tc>
+        <w:tc>
+          <w:tcPr>
+            <w:tcW w:type="dxa" w:w="7182"/>
+          </w:tcPr>
+          <w:p>
+            <w:r>
+              <w:rPr>
+                <w:rFonts w:ascii="Arial Narrow" w:hAnsi="Arial Narrow"/>
+              </w:rPr>
+            </w:r>
+          </w:p>
+        </w:tc>
+      </w:tr>
+      <w:tr>
+        <w:tc>
+          <w:tcPr>
+            <w:tcW w:type="dxa" w:w="3983"/>
+          </w:tcPr>
+          <w:p>
+            <w:r>
+              <w:rPr>
+                <w:rFonts w:ascii="Arial Narrow" w:hAnsi="Arial Narrow"/>
+                <w:b/>
+              </w:rPr>
+              <w:t>DESCRIÇÃO DA ATIVIDADE</w:t>
+            </w:r>
+          </w:p>
+        </w:tc>
+        <w:tc>
+          <w:tcPr>
+            <w:tcW w:type="dxa" w:w="7182"/>
+          </w:tcPr>
+          <w:p>
+            <w:r>
+              <w:rPr>
+                <w:rFonts w:ascii="Arial Narrow" w:hAnsi="Arial Narrow"/>
+              </w:rPr>
+            </w:r>
+          </w:p>
+        </w:tc>
+      </w:tr>
+      <w:tr>
+        <w:tc>
+          <w:tcPr>
+            <w:tcW w:type="dxa" w:w="3983"/>
+          </w:tcPr>
+          <w:p>
+            <w:r>
+              <w:rPr>
+                <w:rFonts w:ascii="Arial Narrow" w:hAnsi="Arial Narrow"/>
+                <w:b/>
+              </w:rPr>
+              <w:t>GRAU DE RISCO (SECUNDÁRIO)</w:t>
+            </w:r>
+          </w:p>
+        </w:tc>
+        <w:tc>
+          <w:tcPr>
+            <w:tcW w:type="dxa" w:w="7182"/>
+          </w:tcPr>
+          <w:p>
+            <w:r>
+              <w:rPr>
+                <w:rFonts w:ascii="Arial Narrow" w:hAnsi="Arial Narrow"/>
+              </w:rPr>
+            </w:r>
+          </w:p>
+        </w:tc>
+      </w:tr>
+      <w:tr>
+        <w:tc>
+          <w:tcPr>
+            <w:tcW w:type="dxa" w:w="3983"/>
+          </w:tcPr>
+          <w:p>
+            <w:r>
+              <w:rPr>
+                <w:rFonts w:ascii="Arial Narrow" w:hAnsi="Arial Narrow"/>
+                <w:b/>
+              </w:rPr>
+              <w:t>FUNCIONÁRIOS</w:t>
+            </w:r>
+          </w:p>
+        </w:tc>
+        <w:tc>
+          <w:tcPr>
+            <w:tcW w:type="dxa" w:w="7182"/>
+          </w:tcPr>
+          <w:p>
+            <w:r>
+              <w:rPr>
+                <w:rFonts w:ascii="Arial Narrow" w:hAnsi="Arial Narrow"/>
+              </w:rPr>
+            </w:r>
+          </w:p>
+        </w:tc>
+      </w:tr>
+      <w:tr>
+        <w:tc>
+          <w:tcPr>
+            <w:tcW w:type="dxa" w:w="3983"/>
+          </w:tcPr>
+          <w:p>
+            <w:r>
+              <w:rPr>
+                <w:rFonts w:ascii="Arial Narrow" w:hAnsi="Arial Narrow"/>
+                <w:b/>
+              </w:rPr>
+              <w:t>VIGÊNCIA</w:t>
+            </w:r>
+          </w:p>
+        </w:tc>
+        <w:tc>
+          <w:tcPr>
+            <w:tcW w:type="dxa" w:w="7182"/>
+          </w:tcPr>
+          <w:p>
+            <w:r>
+              <w:rPr>
+                <w:rFonts w:ascii="Arial Narrow" w:hAnsi="Arial Narrow"/>
+              </w:rPr>
+              <w:t>{{DATAATUAL}} – {{DATAFINAL}}</w:t>
+            </w:r>
+          </w:p>
+        </w:tc>
+      </w:tr>
+      <w:tr>
+        <w:tc>
+          <w:tcPr>
+            <w:tcW w:type="dxa" w:w="11165"/>
+            <w:gridSpan w:val="2"/>
+          </w:tcPr>
+          <w:p>
+            <w:pPr>
+              <w:jc w:val="center"/>
+            </w:pPr>
+            <w:r>
+              <w:rPr>
+                <w:rFonts w:ascii="Arial Narrow" w:hAnsi="Arial Narrow"/>
+                <w:b/>
+              </w:rPr>
+              <w:t>CONTATO</w:t>
+            </w:r>
+          </w:p>
+        </w:tc>
+      </w:tr>
+      <w:tr>
+        <w:tc>
+          <w:tcPr>
+            <w:tcW w:type="dxa" w:w="3983"/>
+          </w:tcPr>
+          <w:p>
+            <w:r>
+              <w:rPr>
+                <w:rFonts w:ascii="Arial Narrow" w:hAnsi="Arial Narrow"/>
+                <w:b/>
+              </w:rPr>
+              <w:t>EMAIL</w:t>
+            </w:r>
+          </w:p>
+        </w:tc>
+        <w:tc>
+          <w:tcPr>
+            <w:tcW w:type="dxa" w:w="7182"/>
+          </w:tcPr>
+          <w:p>
+            <w:r>
+              <w:rPr>
+                <w:rFonts w:ascii="Arial Narrow" w:hAnsi="Arial Narrow"/>
+              </w:rPr>
+            </w:r>
+          </w:p>
+        </w:tc>
+      </w:tr>
+      <w:tr>
+        <w:tc>
+          <w:tcPr>
+            <w:tcW w:type="dxa" w:w="3983"/>
+          </w:tcPr>
+          <w:p>
+            <w:r>
+              <w:rPr>
+                <w:rFonts w:ascii="Arial Narrow" w:hAnsi="Arial Narrow"/>
+                <w:b/>
+              </w:rPr>
+              <w:t>FONE</w:t>
+            </w:r>
+          </w:p>
+        </w:tc>
+        <w:tc>
+          <w:tcPr>
+            <w:tcW w:type="dxa" w:w="7182"/>
+          </w:tcPr>
+          <w:p>
+            <w:r>
+              <w:rPr>
+                <w:rFonts w:ascii="Arial Narrow" w:hAnsi="Arial Narrow"/>
+              </w:rPr>
+            </w:r>
+          </w:p>
+        </w:tc>
+      </w:tr>
     </w:tbl>
     <w:p>
       <w:pPr>
